--- a/day-3-gitops-fleet-and-governance/lab-17-kueue.docx
+++ b/day-3-gitops-fleet-and-governance/lab-17-kueue.docx
@@ -2,14 +2,6 @@
 <file path=word/document.xml><?xml version="1.0" encoding="utf-8"?>
 <w:document xmlns:w="http://schemas.openxmlformats.org/wordprocessingml/2006/main" xmlns:m="http://schemas.openxmlformats.org/officeDocument/2006/math" xmlns:r="http://schemas.openxmlformats.org/officeDocument/2006/relationships" xmlns:o="urn:schemas-microsoft-com:office:office" xmlns:v="urn:schemas-microsoft-com:vml" xmlns:w10="urn:schemas-microsoft-com:office:word" xmlns:a="http://schemas.openxmlformats.org/drawingml/2006/main" xmlns:pic="http://schemas.openxmlformats.org/drawingml/2006/picture" xmlns:wp="http://schemas.openxmlformats.org/drawingml/2006/wordprocessingDrawing">
   <w:body>
-    <w:p>
-      <w:pPr>
-        <w:pStyle w:val="Title"/>
-      </w:pPr>
-      <w:r>
-        <w:t xml:space="preserve">Lab 17 — Let a Busy Tenant Borrow Idle Capacity (Multi-Tenant Quota Governance with Kueue)</w:t>
-      </w:r>
-    </w:p>
     <w:p>
       <w:pPr>
         <w:pStyle w:val="Author"/>
@@ -723,7 +715,7 @@
       </w:r>
     </w:p>
     <w:bookmarkEnd w:id="12"/>
-    <w:bookmarkStart w:id="16" w:name="the-idea-in-60-seconds"/>
+    <w:bookmarkStart w:id="13" w:name="the-idea-in-60-seconds"/>
     <w:p>
       <w:pPr>
         <w:pStyle w:val="Heading2"/>
@@ -906,1827 +898,1863 @@
     </w:p>
     <w:p>
       <w:pPr>
+        <w:pStyle w:val="SourceCode"/>
+      </w:pPr>
+      <w:r>
+        <w:rPr>
+          <w:rStyle w:val="VerbatimChar"/>
+        </w:rPr>
+        <w:t xml:space="preserve">flowchart TB</w:t>
+      </w:r>
+      <w:r>
+        <w:br/>
+      </w:r>
+      <w:r>
+        <w:rPr>
+          <w:rStyle w:val="VerbatimChar"/>
+        </w:rPr>
+        <w:t xml:space="preserve">    subgraph cohort["cohort: org (2 CPU total)"]</w:t>
+      </w:r>
+      <w:r>
+        <w:br/>
+      </w:r>
+      <w:r>
+        <w:rPr>
+          <w:rStyle w:val="VerbatimChar"/>
+        </w:rPr>
+        <w:t xml:space="preserve">      CQA["ClusterQueue cq-a&lt;br/&gt;nominal 1 CPU"]</w:t>
+      </w:r>
+      <w:r>
+        <w:br/>
+      </w:r>
+      <w:r>
+        <w:rPr>
+          <w:rStyle w:val="VerbatimChar"/>
+        </w:rPr>
+        <w:t xml:space="preserve">      CQB["ClusterQueue cq-b&lt;br/&gt;nominal 1 CPU"]</w:t>
+      </w:r>
+      <w:r>
+        <w:br/>
+      </w:r>
+      <w:r>
+        <w:rPr>
+          <w:rStyle w:val="VerbatimChar"/>
+        </w:rPr>
+        <w:t xml:space="preserve">    end</w:t>
+      </w:r>
+      <w:r>
+        <w:br/>
+      </w:r>
+      <w:r>
+        <w:rPr>
+          <w:rStyle w:val="VerbatimChar"/>
+        </w:rPr>
+        <w:t xml:space="preserve">    JA["team-a Job: needs 2 CPU"] --&gt; LQA["LocalQueue (team-a)"] --&gt; CQA</w:t>
+      </w:r>
+      <w:r>
+        <w:br/>
+      </w:r>
+      <w:r>
+        <w:rPr>
+          <w:rStyle w:val="VerbatimChar"/>
+        </w:rPr>
+        <w:t xml:space="preserve">    JB["team-b Job: needs 1 CPU"] --&gt; LQB["LocalQueue (team-b)"] --&gt; CQB</w:t>
+      </w:r>
+      <w:r>
+        <w:br/>
+      </w:r>
+      <w:r>
+        <w:rPr>
+          <w:rStyle w:val="VerbatimChar"/>
+        </w:rPr>
+        <w:t xml:space="preserve">    CQA -.-&gt;|"cq-b idle → borrow 1 CPU"| CQB</w:t>
+      </w:r>
+      <w:r>
+        <w:br/>
+      </w:r>
+      <w:r>
+        <w:rPr>
+          <w:rStyle w:val="VerbatimChar"/>
+        </w:rPr>
+        <w:t xml:space="preserve">    CQA --&gt; ADM["team-a admitted:&lt;br/&gt;1 own + 1 borrowed"]</w:t>
+      </w:r>
+    </w:p>
+    <w:p>
+      <w:r>
+        <w:pict>
+          <v:rect style="width:0;height:1.5pt" o:hralign="center" o:hrstd="t" o:hr="t"/>
+        </w:pict>
+      </w:r>
+    </w:p>
+    <w:bookmarkEnd w:id="13"/>
+    <w:bookmarkStart w:id="14" w:name="step-1--install-kueue"/>
+    <w:p>
+      <w:pPr>
+        <w:pStyle w:val="Heading2"/>
+      </w:pPr>
+      <w:r>
+        <w:t xml:space="preserve">Step 1 — Install Kueue</w:t>
+      </w:r>
+    </w:p>
+    <w:p>
+      <w:pPr>
+        <w:pStyle w:val="FirstParagraph"/>
+      </w:pPr>
+      <w:r>
+        <w:rPr>
+          <w:b/>
+          <w:bCs/>
+        </w:rPr>
+        <w:t xml:space="preserve">Goal:</w:t>
+      </w:r>
+      <w:r>
+        <w:t xml:space="preserve"> </w:t>
+      </w:r>
+      <w:r>
+        <w:t xml:space="preserve">run the Kueue controller.</w:t>
+      </w:r>
+    </w:p>
+    <w:p>
+      <w:pPr>
+        <w:pStyle w:val="SourceCode"/>
+      </w:pPr>
+      <w:r>
+        <w:rPr>
+          <w:rStyle w:val="ExtensionTok"/>
+        </w:rPr>
+        <w:t xml:space="preserve">kubectl</w:t>
+      </w:r>
+      <w:r>
+        <w:rPr>
+          <w:rStyle w:val="NormalTok"/>
+        </w:rPr>
+        <w:t xml:space="preserve"> apply </w:t>
+      </w:r>
+      <w:r>
+        <w:rPr>
+          <w:rStyle w:val="AttributeTok"/>
+        </w:rPr>
+        <w:t xml:space="preserve">--server-side</w:t>
+      </w:r>
+      <w:r>
+        <w:rPr>
+          <w:rStyle w:val="NormalTok"/>
+        </w:rPr>
+        <w:t xml:space="preserve"> </w:t>
+      </w:r>
+      <w:r>
+        <w:rPr>
+          <w:rStyle w:val="AttributeTok"/>
+        </w:rPr>
+        <w:t xml:space="preserve">-f</w:t>
+      </w:r>
+      <w:r>
+        <w:rPr>
+          <w:rStyle w:val="NormalTok"/>
+        </w:rPr>
+        <w:t xml:space="preserve"> https://github.com/kubernetes-sigs/kueue/releases/download/v0.19.5/manifests.yaml</w:t>
+      </w:r>
+      <w:r>
+        <w:br/>
+      </w:r>
+      <w:r>
+        <w:rPr>
+          <w:rStyle w:val="ExtensionTok"/>
+        </w:rPr>
+        <w:t xml:space="preserve">kubectl</w:t>
+      </w:r>
+      <w:r>
+        <w:rPr>
+          <w:rStyle w:val="NormalTok"/>
+        </w:rPr>
+        <w:t xml:space="preserve"> </w:t>
+      </w:r>
+      <w:r>
+        <w:rPr>
+          <w:rStyle w:val="AttributeTok"/>
+        </w:rPr>
+        <w:t xml:space="preserve">-n</w:t>
+      </w:r>
+      <w:r>
+        <w:rPr>
+          <w:rStyle w:val="NormalTok"/>
+        </w:rPr>
+        <w:t xml:space="preserve"> kueue-system rollout status deploy/kueue-controller-manager </w:t>
+      </w:r>
+      <w:r>
+        <w:rPr>
+          <w:rStyle w:val="AttributeTok"/>
+        </w:rPr>
+        <w:t xml:space="preserve">--timeout</w:t>
+      </w:r>
+      <w:r>
+        <w:rPr>
+          <w:rStyle w:val="OperatorTok"/>
+        </w:rPr>
+        <w:t xml:space="preserve">=</w:t>
+      </w:r>
+      <w:r>
+        <w:rPr>
+          <w:rStyle w:val="NormalTok"/>
+        </w:rPr>
+        <w:t xml:space="preserve">180s</w:t>
+      </w:r>
+    </w:p>
+    <w:p>
+      <w:pPr>
+        <w:pStyle w:val="FirstParagraph"/>
+      </w:pPr>
+      <w:r>
+        <w:rPr>
+          <w:b/>
+          <w:bCs/>
+        </w:rPr>
+        <w:t xml:space="preserve">What you should see:</w:t>
+      </w:r>
+      <w:r>
+        <w:t xml:space="preserve"> </w:t>
+      </w:r>
+      <w:r>
+        <w:rPr>
+          <w:rStyle w:val="VerbatimChar"/>
+        </w:rPr>
+        <w:t xml:space="preserve">kueue-controller-manager</w:t>
+      </w:r>
+      <w:r>
+        <w:t xml:space="preserve"> </w:t>
+      </w:r>
+      <w:r>
+        <w:rPr>
+          <w:rStyle w:val="VerbatimChar"/>
+        </w:rPr>
+        <w:t xml:space="preserve">Running</w:t>
+      </w:r>
+      <w:r>
+        <w:t xml:space="preserve"> </w:t>
+      </w:r>
+      <w:r>
+        <w:t xml:space="preserve">in</w:t>
+      </w:r>
+      <w:r>
+        <w:t xml:space="preserve"> </w:t>
+      </w:r>
+      <w:r>
+        <w:rPr>
+          <w:rStyle w:val="VerbatimChar"/>
+        </w:rPr>
+        <w:t xml:space="preserve">kueue-system</w:t>
+      </w:r>
+      <w:r>
+        <w:t xml:space="preserve">.</w:t>
+      </w:r>
+    </w:p>
+    <w:p>
+      <w:pPr>
+        <w:pStyle w:val="BodyText"/>
+      </w:pPr>
+      <w:r>
+        <w:rPr>
+          <w:b/>
+          <w:bCs/>
+        </w:rPr>
+        <w:t xml:space="preserve">What this means:</w:t>
+      </w:r>
+      <w:r>
+        <w:t xml:space="preserve"> </w:t>
+      </w:r>
+      <w:r>
+        <w:t xml:space="preserve">Kueue's admission webhook and controller are live. From now on, any Job labelled with a queue is gated by Kueue.</w:t>
+      </w:r>
+    </w:p>
+    <w:p>
+      <w:r>
+        <w:pict>
+          <v:rect style="width:0;height:1.5pt" o:hralign="center" o:hrstd="t" o:hr="t"/>
+        </w:pict>
+      </w:r>
+    </w:p>
+    <w:bookmarkEnd w:id="14"/>
+    <w:bookmarkStart w:id="15" w:name="Xd66e9b182d08a57c0eb4bac3760793fee0277dd"/>
+    <w:p>
+      <w:pPr>
+        <w:pStyle w:val="Heading2"/>
+      </w:pPr>
+      <w:r>
+        <w:t xml:space="preserve">Step 2 — Define two tenants sharing a cohort</w:t>
+      </w:r>
+    </w:p>
+    <w:p>
+      <w:pPr>
+        <w:pStyle w:val="FirstParagraph"/>
+      </w:pPr>
+      <w:r>
+        <w:rPr>
+          <w:b/>
+          <w:bCs/>
+        </w:rPr>
+        <w:t xml:space="preserve">Goal:</w:t>
+      </w:r>
+      <w:r>
+        <w:t xml:space="preserve"> </w:t>
+      </w:r>
+      <w:r>
+        <w:t xml:space="preserve">give</w:t>
+      </w:r>
+      <w:r>
+        <w:t xml:space="preserve"> </w:t>
+      </w:r>
+      <w:r>
+        <w:rPr>
+          <w:rStyle w:val="VerbatimChar"/>
+        </w:rPr>
+        <w:t xml:space="preserve">team-a</w:t>
+      </w:r>
+      <w:r>
+        <w:t xml:space="preserve"> </w:t>
+      </w:r>
+      <w:r>
+        <w:t xml:space="preserve">and</w:t>
+      </w:r>
+      <w:r>
+        <w:t xml:space="preserve"> </w:t>
+      </w:r>
+      <w:r>
+        <w:rPr>
+          <w:rStyle w:val="VerbatimChar"/>
+        </w:rPr>
+        <w:t xml:space="preserve">team-b</w:t>
+      </w:r>
+      <w:r>
+        <w:t xml:space="preserve"> </w:t>
+      </w:r>
+      <w:r>
+        <w:t xml:space="preserve">1 CPU of quota each, in a shared cohort so they can lend to each other.</w:t>
+      </w:r>
+    </w:p>
+    <w:p>
+      <w:pPr>
+        <w:pStyle w:val="SourceCode"/>
+      </w:pPr>
+      <w:r>
+        <w:rPr>
+          <w:rStyle w:val="ExtensionTok"/>
+        </w:rPr>
+        <w:t xml:space="preserve">kubectl</w:t>
+      </w:r>
+      <w:r>
+        <w:rPr>
+          <w:rStyle w:val="NormalTok"/>
+        </w:rPr>
+        <w:t xml:space="preserve"> create namespace team-a</w:t>
+      </w:r>
+      <w:r>
+        <w:br/>
+      </w:r>
+      <w:r>
+        <w:rPr>
+          <w:rStyle w:val="ExtensionTok"/>
+        </w:rPr>
+        <w:t xml:space="preserve">kubectl</w:t>
+      </w:r>
+      <w:r>
+        <w:rPr>
+          <w:rStyle w:val="NormalTok"/>
+        </w:rPr>
+        <w:t xml:space="preserve"> create namespace team-b</w:t>
+      </w:r>
+      <w:r>
+        <w:br/>
+      </w:r>
+      <w:r>
+        <w:br/>
+      </w:r>
+      <w:r>
+        <w:rPr>
+          <w:rStyle w:val="ExtensionTok"/>
+        </w:rPr>
+        <w:t xml:space="preserve">kubectl</w:t>
+      </w:r>
+      <w:r>
+        <w:rPr>
+          <w:rStyle w:val="NormalTok"/>
+        </w:rPr>
+        <w:t xml:space="preserve"> apply </w:t>
+      </w:r>
+      <w:r>
+        <w:rPr>
+          <w:rStyle w:val="AttributeTok"/>
+        </w:rPr>
+        <w:t xml:space="preserve">-f</w:t>
+      </w:r>
+      <w:r>
+        <w:rPr>
+          <w:rStyle w:val="NormalTok"/>
+        </w:rPr>
+        <w:t xml:space="preserve"> </w:t>
+      </w:r>
+      <w:r>
+        <w:rPr>
+          <w:rStyle w:val="AttributeTok"/>
+        </w:rPr>
+        <w:t xml:space="preserve">-</w:t>
+      </w:r>
+      <w:r>
+        <w:rPr>
+          <w:rStyle w:val="NormalTok"/>
+        </w:rPr>
+        <w:t xml:space="preserve"> </w:t>
+      </w:r>
+      <w:r>
+        <w:rPr>
+          <w:rStyle w:val="OperatorTok"/>
+        </w:rPr>
+        <w:t xml:space="preserve">&lt;&lt;'EOF'</w:t>
+      </w:r>
+      <w:r>
+        <w:br/>
+      </w:r>
+      <w:r>
+        <w:rPr>
+          <w:rStyle w:val="StringTok"/>
+        </w:rPr>
+        <w:t xml:space="preserve">apiVersion: kueue.x-k8s.io/v1beta2</w:t>
+      </w:r>
+      <w:r>
+        <w:br/>
+      </w:r>
+      <w:r>
+        <w:rPr>
+          <w:rStyle w:val="StringTok"/>
+        </w:rPr>
+        <w:t xml:space="preserve">kind: ResourceFlavor</w:t>
+      </w:r>
+      <w:r>
+        <w:br/>
+      </w:r>
+      <w:r>
+        <w:rPr>
+          <w:rStyle w:val="StringTok"/>
+        </w:rPr>
+        <w:t xml:space="preserve">metadata: {name: default-flavor}</w:t>
+      </w:r>
+      <w:r>
+        <w:br/>
+      </w:r>
+      <w:r>
+        <w:rPr>
+          <w:rStyle w:val="StringTok"/>
+        </w:rPr>
+        <w:t xml:space="preserve">---</w:t>
+      </w:r>
+      <w:r>
+        <w:br/>
+      </w:r>
+      <w:r>
+        <w:rPr>
+          <w:rStyle w:val="StringTok"/>
+        </w:rPr>
+        <w:t xml:space="preserve">apiVersion: kueue.x-k8s.io/v1beta2</w:t>
+      </w:r>
+      <w:r>
+        <w:br/>
+      </w:r>
+      <w:r>
+        <w:rPr>
+          <w:rStyle w:val="StringTok"/>
+        </w:rPr>
+        <w:t xml:space="preserve">kind: ClusterQueue</w:t>
+      </w:r>
+      <w:r>
+        <w:br/>
+      </w:r>
+      <w:r>
+        <w:rPr>
+          <w:rStyle w:val="StringTok"/>
+        </w:rPr>
+        <w:t xml:space="preserve">metadata: {name: cq-a}</w:t>
+      </w:r>
+      <w:r>
+        <w:br/>
+      </w:r>
+      <w:r>
+        <w:rPr>
+          <w:rStyle w:val="StringTok"/>
+        </w:rPr>
+        <w:t xml:space="preserve">spec:</w:t>
+      </w:r>
+      <w:r>
+        <w:br/>
+      </w:r>
+      <w:r>
+        <w:rPr>
+          <w:rStyle w:val="StringTok"/>
+        </w:rPr>
+        <w:t xml:space="preserve">  cohortName: org                 # &lt;-- same cohort as cq-b</w:t>
+      </w:r>
+      <w:r>
+        <w:br/>
+      </w:r>
+      <w:r>
+        <w:rPr>
+          <w:rStyle w:val="StringTok"/>
+        </w:rPr>
+        <w:t xml:space="preserve">  namespaceSelector: {}</w:t>
+      </w:r>
+      <w:r>
+        <w:br/>
+      </w:r>
+      <w:r>
+        <w:rPr>
+          <w:rStyle w:val="StringTok"/>
+        </w:rPr>
+        <w:t xml:space="preserve">  resourceGroups:</w:t>
+      </w:r>
+      <w:r>
+        <w:br/>
+      </w:r>
+      <w:r>
+        <w:rPr>
+          <w:rStyle w:val="StringTok"/>
+        </w:rPr>
+        <w:t xml:space="preserve">    - coveredResources: ["cpu"]</w:t>
+      </w:r>
+      <w:r>
+        <w:br/>
+      </w:r>
+      <w:r>
+        <w:rPr>
+          <w:rStyle w:val="StringTok"/>
+        </w:rPr>
+        <w:t xml:space="preserve">      flavors:</w:t>
+      </w:r>
+      <w:r>
+        <w:br/>
+      </w:r>
+      <w:r>
+        <w:rPr>
+          <w:rStyle w:val="StringTok"/>
+        </w:rPr>
+        <w:t xml:space="preserve">        - name: default-flavor</w:t>
+      </w:r>
+      <w:r>
+        <w:br/>
+      </w:r>
+      <w:r>
+        <w:rPr>
+          <w:rStyle w:val="StringTok"/>
+        </w:rPr>
+        <w:t xml:space="preserve">          resources: [{name: cpu, nominalQuota: "1"}]</w:t>
+      </w:r>
+      <w:r>
+        <w:br/>
+      </w:r>
+      <w:r>
+        <w:rPr>
+          <w:rStyle w:val="StringTok"/>
+        </w:rPr>
+        <w:t xml:space="preserve">---</w:t>
+      </w:r>
+      <w:r>
+        <w:br/>
+      </w:r>
+      <w:r>
+        <w:rPr>
+          <w:rStyle w:val="StringTok"/>
+        </w:rPr>
+        <w:t xml:space="preserve">apiVersion: kueue.x-k8s.io/v1beta2</w:t>
+      </w:r>
+      <w:r>
+        <w:br/>
+      </w:r>
+      <w:r>
+        <w:rPr>
+          <w:rStyle w:val="StringTok"/>
+        </w:rPr>
+        <w:t xml:space="preserve">kind: ClusterQueue</w:t>
+      </w:r>
+      <w:r>
+        <w:br/>
+      </w:r>
+      <w:r>
+        <w:rPr>
+          <w:rStyle w:val="StringTok"/>
+        </w:rPr>
+        <w:t xml:space="preserve">metadata: {name: cq-b}</w:t>
+      </w:r>
+      <w:r>
+        <w:br/>
+      </w:r>
+      <w:r>
+        <w:rPr>
+          <w:rStyle w:val="StringTok"/>
+        </w:rPr>
+        <w:t xml:space="preserve">spec:</w:t>
+      </w:r>
+      <w:r>
+        <w:br/>
+      </w:r>
+      <w:r>
+        <w:rPr>
+          <w:rStyle w:val="StringTok"/>
+        </w:rPr>
+        <w:t xml:space="preserve">  cohortName: org                 # &lt;-- same cohort as cq-a</w:t>
+      </w:r>
+      <w:r>
+        <w:br/>
+      </w:r>
+      <w:r>
+        <w:rPr>
+          <w:rStyle w:val="StringTok"/>
+        </w:rPr>
+        <w:t xml:space="preserve">  namespaceSelector: {}</w:t>
+      </w:r>
+      <w:r>
+        <w:br/>
+      </w:r>
+      <w:r>
+        <w:rPr>
+          <w:rStyle w:val="StringTok"/>
+        </w:rPr>
+        <w:t xml:space="preserve">  resourceGroups:</w:t>
+      </w:r>
+      <w:r>
+        <w:br/>
+      </w:r>
+      <w:r>
+        <w:rPr>
+          <w:rStyle w:val="StringTok"/>
+        </w:rPr>
+        <w:t xml:space="preserve">    - coveredResources: ["cpu"]</w:t>
+      </w:r>
+      <w:r>
+        <w:br/>
+      </w:r>
+      <w:r>
+        <w:rPr>
+          <w:rStyle w:val="StringTok"/>
+        </w:rPr>
+        <w:t xml:space="preserve">      flavors:</w:t>
+      </w:r>
+      <w:r>
+        <w:br/>
+      </w:r>
+      <w:r>
+        <w:rPr>
+          <w:rStyle w:val="StringTok"/>
+        </w:rPr>
+        <w:t xml:space="preserve">        - name: default-flavor</w:t>
+      </w:r>
+      <w:r>
+        <w:br/>
+      </w:r>
+      <w:r>
+        <w:rPr>
+          <w:rStyle w:val="StringTok"/>
+        </w:rPr>
+        <w:t xml:space="preserve">          resources: [{name: cpu, nominalQuota: "1"}]</w:t>
+      </w:r>
+      <w:r>
+        <w:br/>
+      </w:r>
+      <w:r>
+        <w:rPr>
+          <w:rStyle w:val="StringTok"/>
+        </w:rPr>
+        <w:t xml:space="preserve">---</w:t>
+      </w:r>
+      <w:r>
+        <w:br/>
+      </w:r>
+      <w:r>
+        <w:rPr>
+          <w:rStyle w:val="StringTok"/>
+        </w:rPr>
+        <w:t xml:space="preserve">apiVersion: kueue.x-k8s.io/v1beta2</w:t>
+      </w:r>
+      <w:r>
+        <w:br/>
+      </w:r>
+      <w:r>
+        <w:rPr>
+          <w:rStyle w:val="StringTok"/>
+        </w:rPr>
+        <w:t xml:space="preserve">kind: LocalQueue</w:t>
+      </w:r>
+      <w:r>
+        <w:br/>
+      </w:r>
+      <w:r>
+        <w:rPr>
+          <w:rStyle w:val="StringTok"/>
+        </w:rPr>
+        <w:t xml:space="preserve">metadata: {name: team-queue, namespace: team-a}</w:t>
+      </w:r>
+      <w:r>
+        <w:br/>
+      </w:r>
+      <w:r>
+        <w:rPr>
+          <w:rStyle w:val="StringTok"/>
+        </w:rPr>
+        <w:t xml:space="preserve">spec: {clusterQueue: cq-a}</w:t>
+      </w:r>
+      <w:r>
+        <w:br/>
+      </w:r>
+      <w:r>
+        <w:rPr>
+          <w:rStyle w:val="StringTok"/>
+        </w:rPr>
+        <w:t xml:space="preserve">---</w:t>
+      </w:r>
+      <w:r>
+        <w:br/>
+      </w:r>
+      <w:r>
+        <w:rPr>
+          <w:rStyle w:val="StringTok"/>
+        </w:rPr>
+        <w:t xml:space="preserve">apiVersion: kueue.x-k8s.io/v1beta2</w:t>
+      </w:r>
+      <w:r>
+        <w:br/>
+      </w:r>
+      <w:r>
+        <w:rPr>
+          <w:rStyle w:val="StringTok"/>
+        </w:rPr>
+        <w:t xml:space="preserve">kind: LocalQueue</w:t>
+      </w:r>
+      <w:r>
+        <w:br/>
+      </w:r>
+      <w:r>
+        <w:rPr>
+          <w:rStyle w:val="StringTok"/>
+        </w:rPr>
+        <w:t xml:space="preserve">metadata: {name: team-queue, namespace: team-b}</w:t>
+      </w:r>
+      <w:r>
+        <w:br/>
+      </w:r>
+      <w:r>
+        <w:rPr>
+          <w:rStyle w:val="StringTok"/>
+        </w:rPr>
+        <w:t xml:space="preserve">spec: {clusterQueue: cq-b}</w:t>
+      </w:r>
+      <w:r>
+        <w:br/>
+      </w:r>
+      <w:r>
+        <w:rPr>
+          <w:rStyle w:val="OperatorTok"/>
+        </w:rPr>
+        <w:t xml:space="preserve">EOF</w:t>
+      </w:r>
+      <w:r>
+        <w:br/>
+      </w:r>
+      <w:r>
+        <w:br/>
+      </w:r>
+      <w:r>
+        <w:rPr>
+          <w:rStyle w:val="ExtensionTok"/>
+        </w:rPr>
+        <w:t xml:space="preserve">kubectl</w:t>
+      </w:r>
+      <w:r>
+        <w:rPr>
+          <w:rStyle w:val="NormalTok"/>
+        </w:rPr>
+        <w:t xml:space="preserve"> get clusterqueue</w:t>
+      </w:r>
+    </w:p>
+    <w:p>
+      <w:pPr>
+        <w:pStyle w:val="FirstParagraph"/>
+      </w:pPr>
+      <w:r>
+        <w:rPr>
+          <w:b/>
+          <w:bCs/>
+        </w:rPr>
+        <w:t xml:space="preserve">What you should see:</w:t>
+      </w:r>
+      <w:r>
+        <w:t xml:space="preserve"> </w:t>
+      </w:r>
+      <w:r>
+        <w:rPr>
+          <w:rStyle w:val="VerbatimChar"/>
+        </w:rPr>
+        <w:t xml:space="preserve">cq-a</w:t>
+      </w:r>
+      <w:r>
+        <w:t xml:space="preserve"> </w:t>
+      </w:r>
+      <w:r>
+        <w:t xml:space="preserve">and</w:t>
+      </w:r>
+      <w:r>
+        <w:t xml:space="preserve"> </w:t>
+      </w:r>
+      <w:r>
+        <w:rPr>
+          <w:rStyle w:val="VerbatimChar"/>
+        </w:rPr>
+        <w:t xml:space="preserve">cq-b</w:t>
+      </w:r>
+      <w:r>
+        <w:t xml:space="preserve">, both in cohort</w:t>
+      </w:r>
+      <w:r>
+        <w:t xml:space="preserve"> </w:t>
+      </w:r>
+      <w:r>
+        <w:rPr>
+          <w:rStyle w:val="VerbatimChar"/>
+        </w:rPr>
+        <w:t xml:space="preserve">org</w:t>
+      </w:r>
+      <w:r>
+        <w:t xml:space="preserve">.</w:t>
+      </w:r>
+    </w:p>
+    <w:p>
+      <w:pPr>
+        <w:pStyle w:val="BodyText"/>
+      </w:pPr>
+      <w:r>
+        <w:rPr>
+          <w:b/>
+          <w:bCs/>
+        </w:rPr>
+        <w:t xml:space="preserve">What this means:</w:t>
+      </w:r>
+      <w:r>
+        <w:t xml:space="preserve"> </w:t>
+      </w:r>
+      <w:r>
+        <w:t xml:space="preserve">each tenant has a guaranteed 1 CPU (its nominal quota), and because they share a cohort, either can borrow the other's idle CPU.</w:t>
+      </w:r>
+    </w:p>
+    <w:p>
+      <w:pPr>
+        <w:pStyle w:val="BlockText"/>
+      </w:pPr>
+      <w:r>
+        <w:rPr>
+          <w:b/>
+          <w:bCs/>
+        </w:rPr>
+        <w:t xml:space="preserve">What's a</w:t>
+      </w:r>
+      <w:r>
+        <w:rPr>
+          <w:b/>
+          <w:bCs/>
+        </w:rPr>
+        <w:t xml:space="preserve"> </w:t>
+      </w:r>
+      <w:r>
+        <w:rPr>
+          <w:rStyle w:val="VerbatimChar"/>
+          <w:b/>
+          <w:bCs/>
+        </w:rPr>
+        <w:t xml:space="preserve">LocalQueue</w:t>
+      </w:r>
+      <w:r>
+        <w:rPr>
+          <w:b/>
+          <w:bCs/>
+        </w:rPr>
+        <w:t xml:space="preserve"> </w:t>
+      </w:r>
+      <w:r>
+        <w:rPr>
+          <w:b/>
+          <w:bCs/>
+        </w:rPr>
+        <w:t xml:space="preserve">for?</w:t>
+      </w:r>
+      <w:r>
+        <w:t xml:space="preserve"> </w:t>
+      </w:r>
+      <w:r>
+        <w:t xml:space="preserve">Tenants submit jobs to a</w:t>
+      </w:r>
+      <w:r>
+        <w:t xml:space="preserve"> </w:t>
+      </w:r>
+      <w:r>
+        <w:rPr>
+          <w:rStyle w:val="VerbatimChar"/>
+        </w:rPr>
+        <w:t xml:space="preserve">LocalQueue</w:t>
+      </w:r>
+      <w:r>
+        <w:t xml:space="preserve"> </w:t>
+      </w:r>
+      <w:r>
+        <w:t xml:space="preserve">in their own namespace; it points at a</w:t>
+      </w:r>
+      <w:r>
+        <w:t xml:space="preserve"> </w:t>
+      </w:r>
+      <w:r>
+        <w:rPr>
+          <w:rStyle w:val="VerbatimChar"/>
+        </w:rPr>
+        <w:t xml:space="preserve">ClusterQueue</w:t>
+      </w:r>
+      <w:r>
+        <w:t xml:space="preserve">. This keeps the</w:t>
+      </w:r>
+      <w:r>
+        <w:t xml:space="preserve"> </w:t>
+      </w:r>
+      <w:r>
+        <w:rPr>
+          <w:i/>
+          <w:iCs/>
+        </w:rPr>
+        <w:t xml:space="preserve">quota policy</w:t>
+      </w:r>
+      <w:r>
+        <w:t xml:space="preserve"> </w:t>
+      </w:r>
+      <w:r>
+        <w:t xml:space="preserve">(cluster-scoped, admin-owned) separate from the</w:t>
+      </w:r>
+      <w:r>
+        <w:t xml:space="preserve"> </w:t>
+      </w:r>
+      <w:r>
+        <w:rPr>
+          <w:i/>
+          <w:iCs/>
+        </w:rPr>
+        <w:t xml:space="preserve">submission handle</w:t>
+      </w:r>
+      <w:r>
+        <w:t xml:space="preserve"> </w:t>
+      </w:r>
+      <w:r>
+        <w:t xml:space="preserve">(namespace-scoped, tenant-facing).</w:t>
+      </w:r>
+    </w:p>
+    <w:p>
+      <w:r>
+        <w:pict>
+          <v:rect style="width:0;height:1.5pt" o:hralign="center" o:hrstd="t" o:hr="t"/>
+        </w:pict>
+      </w:r>
+    </w:p>
+    <w:bookmarkEnd w:id="15"/>
+    <w:bookmarkStart w:id="19" w:name="Xa81e15df4d876437ddea2edbcfb5ee24ee9a4db"/>
+    <w:p>
+      <w:pPr>
+        <w:pStyle w:val="Heading2"/>
+      </w:pPr>
+      <w:r>
+        <w:t xml:space="preserve">Step 3 — Fill team-b, then watch team-a get blocked</w:t>
+      </w:r>
+    </w:p>
+    <w:p>
+      <w:pPr>
+        <w:pStyle w:val="FirstParagraph"/>
+      </w:pPr>
+      <w:r>
+        <w:rPr>
+          <w:b/>
+          <w:bCs/>
+        </w:rPr>
+        <w:t xml:space="preserve">Goal:</w:t>
+      </w:r>
+      <w:r>
+        <w:t xml:space="preserve"> </w:t>
+      </w:r>
+      <w:r>
+        <w:t xml:space="preserve">occupy</w:t>
+      </w:r>
+      <w:r>
+        <w:t xml:space="preserve"> </w:t>
+      </w:r>
+      <w:r>
+        <w:rPr>
+          <w:rStyle w:val="VerbatimChar"/>
+        </w:rPr>
+        <w:t xml:space="preserve">team-b</w:t>
+      </w:r>
+      <w:r>
+        <w:t xml:space="preserve">'s quota, then submit an oversized</w:t>
+      </w:r>
+      <w:r>
+        <w:t xml:space="preserve"> </w:t>
+      </w:r>
+      <w:r>
+        <w:rPr>
+          <w:rStyle w:val="VerbatimChar"/>
+        </w:rPr>
+        <w:t xml:space="preserve">team-a</w:t>
+      </w:r>
+      <w:r>
+        <w:t xml:space="preserve"> </w:t>
+      </w:r>
+      <w:r>
+        <w:t xml:space="preserve">job and see Kueue refuse to admit it.</w:t>
+      </w:r>
+    </w:p>
+    <w:p>
+      <w:pPr>
+        <w:pStyle w:val="BodyText"/>
+      </w:pPr>
+      <w:r>
+        <w:rPr>
+          <w:b/>
+          <w:bCs/>
+        </w:rPr>
+        <w:t xml:space="preserve">1.</w:t>
+      </w:r>
+      <w:r>
+        <w:rPr>
+          <w:b/>
+          <w:bCs/>
+        </w:rPr>
+        <w:t xml:space="preserve"> </w:t>
+      </w:r>
+      <w:r>
+        <w:rPr>
+          <w:rStyle w:val="VerbatimChar"/>
+          <w:b/>
+          <w:bCs/>
+        </w:rPr>
+        <w:t xml:space="preserve">team-b</w:t>
+      </w:r>
+      <w:r>
+        <w:rPr>
+          <w:b/>
+          <w:bCs/>
+        </w:rPr>
+        <w:t xml:space="preserve"> </w:t>
+      </w:r>
+      <w:r>
+        <w:rPr>
+          <w:b/>
+          <w:bCs/>
+        </w:rPr>
+        <w:t xml:space="preserve">uses its full 1 CPU:</w:t>
+      </w:r>
+    </w:p>
+    <w:p>
+      <w:pPr>
+        <w:pStyle w:val="SourceCode"/>
+      </w:pPr>
+      <w:r>
+        <w:rPr>
+          <w:rStyle w:val="ExtensionTok"/>
+        </w:rPr>
+        <w:t xml:space="preserve">kubectl</w:t>
+      </w:r>
+      <w:r>
+        <w:rPr>
+          <w:rStyle w:val="NormalTok"/>
+        </w:rPr>
+        <w:t xml:space="preserve"> apply </w:t>
+      </w:r>
+      <w:r>
+        <w:rPr>
+          <w:rStyle w:val="AttributeTok"/>
+        </w:rPr>
+        <w:t xml:space="preserve">-f</w:t>
+      </w:r>
+      <w:r>
+        <w:rPr>
+          <w:rStyle w:val="NormalTok"/>
+        </w:rPr>
+        <w:t xml:space="preserve"> </w:t>
+      </w:r>
+      <w:r>
+        <w:rPr>
+          <w:rStyle w:val="AttributeTok"/>
+        </w:rPr>
+        <w:t xml:space="preserve">-</w:t>
+      </w:r>
+      <w:r>
+        <w:rPr>
+          <w:rStyle w:val="NormalTok"/>
+        </w:rPr>
+        <w:t xml:space="preserve"> </w:t>
+      </w:r>
+      <w:r>
+        <w:rPr>
+          <w:rStyle w:val="OperatorTok"/>
+        </w:rPr>
+        <w:t xml:space="preserve">&lt;&lt;'EOF'</w:t>
+      </w:r>
+      <w:r>
+        <w:br/>
+      </w:r>
+      <w:r>
+        <w:rPr>
+          <w:rStyle w:val="StringTok"/>
+        </w:rPr>
+        <w:t xml:space="preserve">apiVersion: batch/v1</w:t>
+      </w:r>
+      <w:r>
+        <w:br/>
+      </w:r>
+      <w:r>
+        <w:rPr>
+          <w:rStyle w:val="StringTok"/>
+        </w:rPr>
+        <w:t xml:space="preserve">kind: Job</w:t>
+      </w:r>
+      <w:r>
+        <w:br/>
+      </w:r>
+      <w:r>
+        <w:rPr>
+          <w:rStyle w:val="StringTok"/>
+        </w:rPr>
+        <w:t xml:space="preserve">metadata: {name: filler, namespace: team-b, labels: {kueue.x-k8s.io/queue-name: team-queue}}</w:t>
+      </w:r>
+      <w:r>
+        <w:br/>
+      </w:r>
+      <w:r>
+        <w:rPr>
+          <w:rStyle w:val="StringTok"/>
+        </w:rPr>
+        <w:t xml:space="preserve">spec:</w:t>
+      </w:r>
+      <w:r>
+        <w:br/>
+      </w:r>
+      <w:r>
+        <w:rPr>
+          <w:rStyle w:val="StringTok"/>
+        </w:rPr>
+        <w:t xml:space="preserve">  parallelism: 1</w:t>
+      </w:r>
+      <w:r>
+        <w:br/>
+      </w:r>
+      <w:r>
+        <w:rPr>
+          <w:rStyle w:val="StringTok"/>
+        </w:rPr>
+        <w:t xml:space="preserve">  completions: 1</w:t>
+      </w:r>
+      <w:r>
+        <w:br/>
+      </w:r>
+      <w:r>
+        <w:rPr>
+          <w:rStyle w:val="StringTok"/>
+        </w:rPr>
+        <w:t xml:space="preserve">  suspend: true</w:t>
+      </w:r>
+      <w:r>
+        <w:br/>
+      </w:r>
+      <w:r>
+        <w:rPr>
+          <w:rStyle w:val="StringTok"/>
+        </w:rPr>
+        <w:t xml:space="preserve">  template:</w:t>
+      </w:r>
+      <w:r>
+        <w:br/>
+      </w:r>
+      <w:r>
+        <w:rPr>
+          <w:rStyle w:val="StringTok"/>
+        </w:rPr>
+        <w:t xml:space="preserve">    spec:</w:t>
+      </w:r>
+      <w:r>
+        <w:br/>
+      </w:r>
+      <w:r>
+        <w:rPr>
+          <w:rStyle w:val="StringTok"/>
+        </w:rPr>
+        <w:t xml:space="preserve">      restartPolicy: Never</w:t>
+      </w:r>
+      <w:r>
+        <w:br/>
+      </w:r>
+      <w:r>
+        <w:rPr>
+          <w:rStyle w:val="StringTok"/>
+        </w:rPr>
+        <w:t xml:space="preserve">      containers:</w:t>
+      </w:r>
+      <w:r>
+        <w:br/>
+      </w:r>
+      <w:r>
+        <w:rPr>
+          <w:rStyle w:val="StringTok"/>
+        </w:rPr>
+        <w:t xml:space="preserve">        - {name: c, image: busybox:1.36, command: ["sh","-c","sleep 1800"], resources: {requests: {cpu: "1"}}}</w:t>
+      </w:r>
+      <w:r>
+        <w:br/>
+      </w:r>
+      <w:r>
+        <w:rPr>
+          <w:rStyle w:val="OperatorTok"/>
+        </w:rPr>
+        <w:t xml:space="preserve">EOF</w:t>
+      </w:r>
+    </w:p>
+    <w:p>
+      <w:pPr>
+        <w:pStyle w:val="FirstParagraph"/>
+      </w:pPr>
+      <w:r>
+        <w:rPr>
+          <w:b/>
+          <w:bCs/>
+        </w:rPr>
+        <w:t xml:space="preserve">2.</w:t>
+      </w:r>
+      <w:r>
+        <w:rPr>
+          <w:b/>
+          <w:bCs/>
+        </w:rPr>
+        <w:t xml:space="preserve"> </w:t>
+      </w:r>
+      <w:r>
+        <w:rPr>
+          <w:rStyle w:val="VerbatimChar"/>
+          <w:b/>
+          <w:bCs/>
+        </w:rPr>
+        <w:t xml:space="preserve">team-a</w:t>
+      </w:r>
+      <w:r>
+        <w:rPr>
+          <w:b/>
+          <w:bCs/>
+        </w:rPr>
+        <w:t xml:space="preserve"> </w:t>
+      </w:r>
+      <w:r>
+        <w:rPr>
+          <w:b/>
+          <w:bCs/>
+        </w:rPr>
+        <w:t xml:space="preserve">submits a job needing 2 CPU — double its own quota:</w:t>
+      </w:r>
+    </w:p>
+    <w:p>
+      <w:pPr>
+        <w:pStyle w:val="SourceCode"/>
+      </w:pPr>
+      <w:r>
+        <w:rPr>
+          <w:rStyle w:val="ExtensionTok"/>
+        </w:rPr>
+        <w:t xml:space="preserve">kubectl</w:t>
+      </w:r>
+      <w:r>
+        <w:rPr>
+          <w:rStyle w:val="NormalTok"/>
+        </w:rPr>
+        <w:t xml:space="preserve"> apply </w:t>
+      </w:r>
+      <w:r>
+        <w:rPr>
+          <w:rStyle w:val="AttributeTok"/>
+        </w:rPr>
+        <w:t xml:space="preserve">-f</w:t>
+      </w:r>
+      <w:r>
+        <w:rPr>
+          <w:rStyle w:val="NormalTok"/>
+        </w:rPr>
+        <w:t xml:space="preserve"> </w:t>
+      </w:r>
+      <w:r>
+        <w:rPr>
+          <w:rStyle w:val="AttributeTok"/>
+        </w:rPr>
+        <w:t xml:space="preserve">-</w:t>
+      </w:r>
+      <w:r>
+        <w:rPr>
+          <w:rStyle w:val="NormalTok"/>
+        </w:rPr>
+        <w:t xml:space="preserve"> </w:t>
+      </w:r>
+      <w:r>
+        <w:rPr>
+          <w:rStyle w:val="OperatorTok"/>
+        </w:rPr>
+        <w:t xml:space="preserve">&lt;&lt;'EOF'</w:t>
+      </w:r>
+      <w:r>
+        <w:br/>
+      </w:r>
+      <w:r>
+        <w:rPr>
+          <w:rStyle w:val="StringTok"/>
+        </w:rPr>
+        <w:t xml:space="preserve">apiVersion: batch/v1</w:t>
+      </w:r>
+      <w:r>
+        <w:br/>
+      </w:r>
+      <w:r>
+        <w:rPr>
+          <w:rStyle w:val="StringTok"/>
+        </w:rPr>
+        <w:t xml:space="preserve">kind: Job</w:t>
+      </w:r>
+      <w:r>
+        <w:br/>
+      </w:r>
+      <w:r>
+        <w:rPr>
+          <w:rStyle w:val="StringTok"/>
+        </w:rPr>
+        <w:t xml:space="preserve">metadata: {name: big-job, namespace: team-a, labels: {kueue.x-k8s.io/queue-name: team-queue}}</w:t>
+      </w:r>
+      <w:r>
+        <w:br/>
+      </w:r>
+      <w:r>
+        <w:rPr>
+          <w:rStyle w:val="StringTok"/>
+        </w:rPr>
+        <w:t xml:space="preserve">spec:</w:t>
+      </w:r>
+      <w:r>
+        <w:br/>
+      </w:r>
+      <w:r>
+        <w:rPr>
+          <w:rStyle w:val="StringTok"/>
+        </w:rPr>
+        <w:t xml:space="preserve">  parallelism: 2</w:t>
+      </w:r>
+      <w:r>
+        <w:br/>
+      </w:r>
+      <w:r>
+        <w:rPr>
+          <w:rStyle w:val="StringTok"/>
+        </w:rPr>
+        <w:t xml:space="preserve">  completions: 2</w:t>
+      </w:r>
+      <w:r>
+        <w:br/>
+      </w:r>
+      <w:r>
+        <w:rPr>
+          <w:rStyle w:val="StringTok"/>
+        </w:rPr>
+        <w:t xml:space="preserve">  suspend: true</w:t>
+      </w:r>
+      <w:r>
+        <w:br/>
+      </w:r>
+      <w:r>
+        <w:rPr>
+          <w:rStyle w:val="StringTok"/>
+        </w:rPr>
+        <w:t xml:space="preserve">  template:</w:t>
+      </w:r>
+      <w:r>
+        <w:br/>
+      </w:r>
+      <w:r>
+        <w:rPr>
+          <w:rStyle w:val="StringTok"/>
+        </w:rPr>
+        <w:t xml:space="preserve">    spec:</w:t>
+      </w:r>
+      <w:r>
+        <w:br/>
+      </w:r>
+      <w:r>
+        <w:rPr>
+          <w:rStyle w:val="StringTok"/>
+        </w:rPr>
+        <w:t xml:space="preserve">      restartPolicy: Never</w:t>
+      </w:r>
+      <w:r>
+        <w:br/>
+      </w:r>
+      <w:r>
+        <w:rPr>
+          <w:rStyle w:val="StringTok"/>
+        </w:rPr>
+        <w:t xml:space="preserve">      containers:</w:t>
+      </w:r>
+      <w:r>
+        <w:br/>
+      </w:r>
+      <w:r>
+        <w:rPr>
+          <w:rStyle w:val="StringTok"/>
+        </w:rPr>
+        <w:t xml:space="preserve">        - {name: c, image: busybox:1.36, command: ["sh","-c","sleep 1800"], resources: {requests: {cpu: "1"}}}</w:t>
+      </w:r>
+      <w:r>
+        <w:br/>
+      </w:r>
+      <w:r>
+        <w:rPr>
+          <w:rStyle w:val="OperatorTok"/>
+        </w:rPr>
+        <w:t xml:space="preserve">EOF</w:t>
+      </w:r>
+    </w:p>
+    <w:p>
+      <w:pPr>
+        <w:pStyle w:val="FirstParagraph"/>
+      </w:pPr>
+      <w:r>
+        <w:rPr>
+          <w:b/>
+          <w:bCs/>
+        </w:rPr>
+        <w:t xml:space="preserve">3. Inspect the quota and why</w:t>
+      </w:r>
+      <w:r>
+        <w:rPr>
+          <w:b/>
+          <w:bCs/>
+        </w:rPr>
+        <w:t xml:space="preserve"> </w:t>
+      </w:r>
+      <w:r>
+        <w:rPr>
+          <w:rStyle w:val="VerbatimChar"/>
+          <w:b/>
+          <w:bCs/>
+        </w:rPr>
+        <w:t xml:space="preserve">team-a</w:t>
+      </w:r>
+      <w:r>
+        <w:rPr>
+          <w:b/>
+          <w:bCs/>
+        </w:rPr>
+        <w:t xml:space="preserve"> </w:t>
+      </w:r>
+      <w:r>
+        <w:rPr>
+          <w:b/>
+          <w:bCs/>
+        </w:rPr>
+        <w:t xml:space="preserve">is stuck:</w:t>
+      </w:r>
+    </w:p>
+    <w:p>
+      <w:pPr>
+        <w:pStyle w:val="SourceCode"/>
+      </w:pPr>
+      <w:r>
+        <w:rPr>
+          <w:rStyle w:val="ExtensionTok"/>
+        </w:rPr>
+        <w:t xml:space="preserve">kubectl</w:t>
+      </w:r>
+      <w:r>
+        <w:rPr>
+          <w:rStyle w:val="NormalTok"/>
+        </w:rPr>
+        <w:t xml:space="preserve"> get clusterqueue </w:t>
+      </w:r>
+      <w:r>
+        <w:rPr>
+          <w:rStyle w:val="AttributeTok"/>
+        </w:rPr>
+        <w:t xml:space="preserve">-o</w:t>
+      </w:r>
+      <w:r>
+        <w:rPr>
+          <w:rStyle w:val="NormalTok"/>
+        </w:rPr>
+        <w:t xml:space="preserve"> custom-columns=</w:t>
+      </w:r>
+      <w:r>
+        <w:rPr>
+          <w:rStyle w:val="StringTok"/>
+        </w:rPr>
+        <w:t xml:space="preserve">'NAME:.metadata.name,COHORT:.spec.cohortName,NOMINAL_CPU:.spec.resourceGroups[0].flavors[0].resources[0].nominalQuota,USED_CPU:.status.flavorsReservation[0].resources[0].total,BORROWED:.status.flavorsReservation[0].resources[0].borrowed,ADMITTED:.status.admittedWorkloads,PENDING:.status.pendingWorkloads'</w:t>
+      </w:r>
+      <w:r>
+        <w:br/>
+      </w:r>
+      <w:r>
+        <w:rPr>
+          <w:rStyle w:val="ExtensionTok"/>
+        </w:rPr>
+        <w:t xml:space="preserve">kubectl</w:t>
+      </w:r>
+      <w:r>
+        <w:rPr>
+          <w:rStyle w:val="NormalTok"/>
+        </w:rPr>
+        <w:t xml:space="preserve"> get workloads </w:t>
+      </w:r>
+      <w:r>
+        <w:rPr>
+          <w:rStyle w:val="AttributeTok"/>
+        </w:rPr>
+        <w:t xml:space="preserve">-A</w:t>
+      </w:r>
+      <w:r>
+        <w:br/>
+      </w:r>
+      <w:r>
+        <w:rPr>
+          <w:rStyle w:val="ExtensionTok"/>
+        </w:rPr>
+        <w:t xml:space="preserve">kubectl</w:t>
+      </w:r>
+      <w:r>
+        <w:rPr>
+          <w:rStyle w:val="NormalTok"/>
+        </w:rPr>
+        <w:t xml:space="preserve"> </w:t>
+      </w:r>
+      <w:r>
+        <w:rPr>
+          <w:rStyle w:val="AttributeTok"/>
+        </w:rPr>
+        <w:t xml:space="preserve">-n</w:t>
+      </w:r>
+      <w:r>
+        <w:rPr>
+          <w:rStyle w:val="NormalTok"/>
+        </w:rPr>
+        <w:t xml:space="preserve"> team-a get pods</w:t>
+      </w:r>
+      <w:r>
+        <w:br/>
+      </w:r>
+      <w:r>
+        <w:rPr>
+          <w:rStyle w:val="VariableTok"/>
+        </w:rPr>
+        <w:t xml:space="preserve">WL</w:t>
+      </w:r>
+      <w:r>
+        <w:rPr>
+          <w:rStyle w:val="OperatorTok"/>
+        </w:rPr>
+        <w:t xml:space="preserve">=</w:t>
+      </w:r>
+      <w:r>
+        <w:rPr>
+          <w:rStyle w:val="VariableTok"/>
+        </w:rPr>
+        <w:t xml:space="preserve">$(</w:t>
+      </w:r>
+      <w:r>
+        <w:rPr>
+          <w:rStyle w:val="ExtensionTok"/>
+        </w:rPr>
+        <w:t xml:space="preserve">kubectl</w:t>
+      </w:r>
+      <w:r>
+        <w:rPr>
+          <w:rStyle w:val="NormalTok"/>
+        </w:rPr>
+        <w:t xml:space="preserve"> </w:t>
+      </w:r>
+      <w:r>
+        <w:rPr>
+          <w:rStyle w:val="AttributeTok"/>
+        </w:rPr>
+        <w:t xml:space="preserve">-n</w:t>
+      </w:r>
+      <w:r>
+        <w:rPr>
+          <w:rStyle w:val="NormalTok"/>
+        </w:rPr>
+        <w:t xml:space="preserve"> team-a get workloads </w:t>
+      </w:r>
+      <w:r>
+        <w:rPr>
+          <w:rStyle w:val="AttributeTok"/>
+        </w:rPr>
+        <w:t xml:space="preserve">-o</w:t>
+      </w:r>
+      <w:r>
+        <w:rPr>
+          <w:rStyle w:val="NormalTok"/>
+        </w:rPr>
+        <w:t xml:space="preserve"> jsonpath=</w:t>
+      </w:r>
+      <w:r>
+        <w:rPr>
+          <w:rStyle w:val="StringTok"/>
+        </w:rPr>
+        <w:t xml:space="preserve">'{.items[0].metadata.name}'</w:t>
+      </w:r>
+      <w:r>
+        <w:rPr>
+          <w:rStyle w:val="VariableTok"/>
+        </w:rPr>
+        <w:t xml:space="preserve">)</w:t>
+      </w:r>
+      <w:r>
+        <w:br/>
+      </w:r>
+      <w:r>
+        <w:rPr>
+          <w:rStyle w:val="ExtensionTok"/>
+        </w:rPr>
+        <w:t xml:space="preserve">kubectl</w:t>
+      </w:r>
+      <w:r>
+        <w:rPr>
+          <w:rStyle w:val="NormalTok"/>
+        </w:rPr>
+        <w:t xml:space="preserve"> </w:t>
+      </w:r>
+      <w:r>
+        <w:rPr>
+          <w:rStyle w:val="AttributeTok"/>
+        </w:rPr>
+        <w:t xml:space="preserve">-n</w:t>
+      </w:r>
+      <w:r>
+        <w:rPr>
+          <w:rStyle w:val="NormalTok"/>
+        </w:rPr>
+        <w:t xml:space="preserve"> team-a get workload </w:t>
+      </w:r>
+      <w:r>
+        <w:rPr>
+          <w:rStyle w:val="StringTok"/>
+        </w:rPr>
+        <w:t xml:space="preserve">"</w:t>
+      </w:r>
+      <w:r>
+        <w:rPr>
+          <w:rStyle w:val="VariableTok"/>
+        </w:rPr>
+        <w:t xml:space="preserve">$WL</w:t>
+      </w:r>
+      <w:r>
+        <w:rPr>
+          <w:rStyle w:val="StringTok"/>
+        </w:rPr>
+        <w:t xml:space="preserve">"</w:t>
+      </w:r>
+      <w:r>
+        <w:rPr>
+          <w:rStyle w:val="NormalTok"/>
+        </w:rPr>
+        <w:t xml:space="preserve"> </w:t>
+      </w:r>
+      <w:r>
+        <w:rPr>
+          <w:rStyle w:val="AttributeTok"/>
+        </w:rPr>
+        <w:t xml:space="preserve">-o</w:t>
+      </w:r>
+      <w:r>
+        <w:rPr>
+          <w:rStyle w:val="NormalTok"/>
+        </w:rPr>
+        <w:t xml:space="preserve"> jsonpath=</w:t>
+      </w:r>
+      <w:r>
+        <w:rPr>
+          <w:rStyle w:val="StringTok"/>
+        </w:rPr>
+        <w:t xml:space="preserve">'{.status.conditions[?(@.type=="QuotaReserved")].message}{"\n"}'</w:t>
+      </w:r>
+    </w:p>
+    <w:p>
+      <w:pPr>
+        <w:pStyle w:val="FirstParagraph"/>
+      </w:pPr>
+      <w:r>
+        <w:rPr>
+          <w:b/>
+          <w:bCs/>
+        </w:rPr>
+        <w:t xml:space="preserve">What you should see:</w:t>
+      </w:r>
+      <w:r>
+        <w:t xml:space="preserve"> </w:t>
+      </w:r>
+      <w:r>
+        <w:rPr>
+          <w:rStyle w:val="VerbatimChar"/>
+        </w:rPr>
+        <w:t xml:space="preserve">team-b</w:t>
+      </w:r>
+      <w:r>
+        <w:t xml:space="preserve">'s workload is</w:t>
+      </w:r>
+      <w:r>
+        <w:t xml:space="preserve"> </w:t>
+      </w:r>
+      <w:r>
+        <w:rPr>
+          <w:rStyle w:val="VerbatimChar"/>
+        </w:rPr>
+        <w:t xml:space="preserve">Admitted</w:t>
+      </w:r>
+      <w:r>
+        <w:t xml:space="preserve"> </w:t>
+      </w:r>
+      <w:r>
+        <w:t xml:space="preserve">in</w:t>
+      </w:r>
+      <w:r>
+        <w:t xml:space="preserve"> </w:t>
+      </w:r>
+      <w:r>
+        <w:rPr>
+          <w:rStyle w:val="VerbatimChar"/>
+        </w:rPr>
+        <w:t xml:space="preserve">cq-b</w:t>
+      </w:r>
+      <w:r>
+        <w:t xml:space="preserve">;</w:t>
+      </w:r>
+      <w:r>
+        <w:t xml:space="preserve"> </w:t>
+      </w:r>
+      <w:r>
+        <w:rPr>
+          <w:rStyle w:val="VerbatimChar"/>
+        </w:rPr>
+        <w:t xml:space="preserve">team-a</w:t>
+      </w:r>
+      <w:r>
+        <w:t xml:space="preserve">'s workload is</w:t>
+      </w:r>
+      <w:r>
+        <w:t xml:space="preserve"> </w:t>
+      </w:r>
+      <w:r>
+        <w:rPr>
+          <w:b/>
+          <w:bCs/>
+        </w:rPr>
+        <w:t xml:space="preserve">not</w:t>
+      </w:r>
+      <w:r>
+        <w:t xml:space="preserve"> </w:t>
+      </w:r>
+      <w:r>
+        <w:t xml:space="preserve">admitted and has</w:t>
+      </w:r>
+      <w:r>
+        <w:t xml:space="preserve"> </w:t>
+      </w:r>
+      <w:r>
+        <w:rPr>
+          <w:b/>
+          <w:bCs/>
+        </w:rPr>
+        <w:t xml:space="preserve">no Pods</w:t>
+      </w:r>
+      <w:r>
+        <w:t xml:space="preserve"> </w:t>
+      </w:r>
+      <w:r>
+        <w:t xml:space="preserve">(Kueue keeps the Job suspended). The reason reads:</w:t>
+      </w:r>
+      <w:r>
+        <w:t xml:space="preserve"> </w:t>
+      </w:r>
+      <w:r>
+        <w:rPr>
+          <w:rStyle w:val="VerbatimChar"/>
+          <w:b/>
+          <w:bCs/>
+        </w:rPr>
+        <w:t xml:space="preserve">insufficient unused quota for cpu in flavor default-flavor, 1 more needed</w:t>
+      </w:r>
+      <w:r>
+        <w:t xml:space="preserve"> </w:t>
+      </w:r>
+      <w:r>
+        <w:t xml:space="preserve">—</w:t>
+      </w:r>
+      <w:r>
+        <w:t xml:space="preserve"> </w:t>
+      </w:r>
+      <w:r>
+        <w:rPr>
+          <w:rStyle w:val="VerbatimChar"/>
+        </w:rPr>
+        <w:t xml:space="preserve">team-a</w:t>
+      </w:r>
+      <w:r>
+        <w:t xml:space="preserve"> </w:t>
+      </w:r>
+      <w:r>
+        <w:t xml:space="preserve">has its own 1 CPU but needs 1 more, and the cohort has none to lend because</w:t>
+      </w:r>
+      <w:r>
+        <w:t xml:space="preserve"> </w:t>
+      </w:r>
+      <w:r>
+        <w:rPr>
+          <w:rStyle w:val="VerbatimChar"/>
+        </w:rPr>
+        <w:t xml:space="preserve">team-b</w:t>
+      </w:r>
+      <w:r>
+        <w:t xml:space="preserve"> </w:t>
+      </w:r>
+      <w:r>
+        <w:t xml:space="preserve">is using</w:t>
+      </w:r>
+      <w:r>
+        <w:t xml:space="preserve"> </w:t>
+      </w:r>
+      <w:r>
+        <w:rPr>
+          <w:rStyle w:val="VerbatimChar"/>
+        </w:rPr>
+        <w:t xml:space="preserve">cq-b</w:t>
+      </w:r>
+      <w:r>
+        <w:t xml:space="preserve">.</w:t>
+      </w:r>
+    </w:p>
+    <w:p>
+      <w:pPr>
         <w:pStyle w:val="BodyText"/>
       </w:pPr>
       <w:r>
         <w:drawing>
           <wp:inline>
-            <wp:extent cx="5943600" cy="3384829"/>
+            <wp:extent cx="5943600" cy="4116751"/>
             <wp:effectExtent b="0" l="0" r="0" t="0"/>
-            <wp:docPr descr="Architecture diagram" title="" id="14" name="Picture"/>
+            <wp:docPr descr="team-b admitted; team-a blocked with 'insufficient unused quota, 1 more needed', no pods" title="" id="17" name="Picture"/>
             <a:graphic>
               <a:graphicData uri="http://schemas.openxmlformats.org/drawingml/2006/picture">
                 <pic:pic>
                   <pic:nvPicPr>
-                    <pic:cNvPr descr="artifacts/lab-17/diagrams/diagram.png" id="15" name="Picture"/>
+                    <pic:cNvPr descr="../artifacts/lab-17/screenshots/01-blocked.png" id="18" name="Picture"/>
                     <pic:cNvPicPr>
                       <a:picLocks noChangeArrowheads="1" noChangeAspect="1"/>
                     </pic:cNvPicPr>
                   </pic:nvPicPr>
                   <pic:blipFill>
-                    <a:blip r:embed="rId13"/>
-                    <a:stretch>
-                      <a:fillRect/>
-                    </a:stretch>
-                  </pic:blipFill>
-                  <pic:spPr bwMode="auto">
-                    <a:xfrm>
-                      <a:off x="0" y="0"/>
-                      <a:ext cx="5943600" cy="3384829"/>
-                    </a:xfrm>
-                    <a:prstGeom prst="rect">
-                      <a:avLst/>
-                    </a:prstGeom>
-                    <a:noFill/>
-                    <a:ln w="9525">
-                      <a:noFill/>
-                      <a:headEnd/>
-                      <a:tailEnd/>
-                    </a:ln>
-                  </pic:spPr>
-                </pic:pic>
-              </a:graphicData>
-            </a:graphic>
-          </wp:inline>
-        </w:drawing>
-      </w:r>
-    </w:p>
-    <w:p>
-      <w:r>
-        <w:pict>
-          <v:rect style="width:0;height:1.5pt" o:hralign="center" o:hrstd="t" o:hr="t"/>
-        </w:pict>
-      </w:r>
-    </w:p>
-    <w:bookmarkEnd w:id="16"/>
-    <w:bookmarkStart w:id="17" w:name="step-1--install-kueue"/>
-    <w:p>
-      <w:pPr>
-        <w:pStyle w:val="Heading2"/>
-      </w:pPr>
-      <w:r>
-        <w:t xml:space="preserve">Step 1 — Install Kueue</w:t>
-      </w:r>
-    </w:p>
-    <w:p>
-      <w:pPr>
-        <w:pStyle w:val="FirstParagraph"/>
-      </w:pPr>
-      <w:r>
-        <w:rPr>
-          <w:b/>
-          <w:bCs/>
-        </w:rPr>
-        <w:t xml:space="preserve">Goal:</w:t>
-      </w:r>
-      <w:r>
-        <w:t xml:space="preserve"> </w:t>
-      </w:r>
-      <w:r>
-        <w:t xml:space="preserve">run the Kueue controller.</w:t>
-      </w:r>
-    </w:p>
-    <w:p>
-      <w:pPr>
-        <w:pStyle w:val="SourceCode"/>
-      </w:pPr>
-      <w:r>
-        <w:rPr>
-          <w:rStyle w:val="ExtensionTok"/>
-        </w:rPr>
-        <w:t xml:space="preserve">kubectl</w:t>
-      </w:r>
-      <w:r>
-        <w:rPr>
-          <w:rStyle w:val="NormalTok"/>
-        </w:rPr>
-        <w:t xml:space="preserve"> apply </w:t>
-      </w:r>
-      <w:r>
-        <w:rPr>
-          <w:rStyle w:val="AttributeTok"/>
-        </w:rPr>
-        <w:t xml:space="preserve">--server-side</w:t>
-      </w:r>
-      <w:r>
-        <w:rPr>
-          <w:rStyle w:val="NormalTok"/>
-        </w:rPr>
-        <w:t xml:space="preserve"> </w:t>
-      </w:r>
-      <w:r>
-        <w:rPr>
-          <w:rStyle w:val="AttributeTok"/>
-        </w:rPr>
-        <w:t xml:space="preserve">-f</w:t>
-      </w:r>
-      <w:r>
-        <w:rPr>
-          <w:rStyle w:val="NormalTok"/>
-        </w:rPr>
-        <w:t xml:space="preserve"> https://github.com/kubernetes-sigs/kueue/releases/download/v0.19.5/manifests.yaml</w:t>
-      </w:r>
-      <w:r>
-        <w:br/>
-      </w:r>
-      <w:r>
-        <w:rPr>
-          <w:rStyle w:val="ExtensionTok"/>
-        </w:rPr>
-        <w:t xml:space="preserve">kubectl</w:t>
-      </w:r>
-      <w:r>
-        <w:rPr>
-          <w:rStyle w:val="NormalTok"/>
-        </w:rPr>
-        <w:t xml:space="preserve"> </w:t>
-      </w:r>
-      <w:r>
-        <w:rPr>
-          <w:rStyle w:val="AttributeTok"/>
-        </w:rPr>
-        <w:t xml:space="preserve">-n</w:t>
-      </w:r>
-      <w:r>
-        <w:rPr>
-          <w:rStyle w:val="NormalTok"/>
-        </w:rPr>
-        <w:t xml:space="preserve"> kueue-system rollout status deploy/kueue-controller-manager </w:t>
-      </w:r>
-      <w:r>
-        <w:rPr>
-          <w:rStyle w:val="AttributeTok"/>
-        </w:rPr>
-        <w:t xml:space="preserve">--timeout</w:t>
-      </w:r>
-      <w:r>
-        <w:rPr>
-          <w:rStyle w:val="OperatorTok"/>
-        </w:rPr>
-        <w:t xml:space="preserve">=</w:t>
-      </w:r>
-      <w:r>
-        <w:rPr>
-          <w:rStyle w:val="NormalTok"/>
-        </w:rPr>
-        <w:t xml:space="preserve">180s</w:t>
-      </w:r>
-    </w:p>
-    <w:p>
-      <w:pPr>
-        <w:pStyle w:val="FirstParagraph"/>
-      </w:pPr>
-      <w:r>
-        <w:rPr>
-          <w:b/>
-          <w:bCs/>
-        </w:rPr>
-        <w:t xml:space="preserve">What you should see:</w:t>
-      </w:r>
-      <w:r>
-        <w:t xml:space="preserve"> </w:t>
-      </w:r>
-      <w:r>
-        <w:rPr>
-          <w:rStyle w:val="VerbatimChar"/>
-        </w:rPr>
-        <w:t xml:space="preserve">kueue-controller-manager</w:t>
-      </w:r>
-      <w:r>
-        <w:t xml:space="preserve"> </w:t>
-      </w:r>
-      <w:r>
-        <w:rPr>
-          <w:rStyle w:val="VerbatimChar"/>
-        </w:rPr>
-        <w:t xml:space="preserve">Running</w:t>
-      </w:r>
-      <w:r>
-        <w:t xml:space="preserve"> </w:t>
-      </w:r>
-      <w:r>
-        <w:t xml:space="preserve">in</w:t>
-      </w:r>
-      <w:r>
-        <w:t xml:space="preserve"> </w:t>
-      </w:r>
-      <w:r>
-        <w:rPr>
-          <w:rStyle w:val="VerbatimChar"/>
-        </w:rPr>
-        <w:t xml:space="preserve">kueue-system</w:t>
-      </w:r>
-      <w:r>
-        <w:t xml:space="preserve">.</w:t>
-      </w:r>
-    </w:p>
-    <w:p>
-      <w:pPr>
-        <w:pStyle w:val="BodyText"/>
-      </w:pPr>
-      <w:r>
-        <w:rPr>
-          <w:b/>
-          <w:bCs/>
-        </w:rPr>
-        <w:t xml:space="preserve">What this means:</w:t>
-      </w:r>
-      <w:r>
-        <w:t xml:space="preserve"> </w:t>
-      </w:r>
-      <w:r>
-        <w:t xml:space="preserve">Kueue's admission webhook and controller are live. From now on, any Job labelled with a queue is gated by Kueue.</w:t>
-      </w:r>
-    </w:p>
-    <w:p>
-      <w:r>
-        <w:pict>
-          <v:rect style="width:0;height:1.5pt" o:hralign="center" o:hrstd="t" o:hr="t"/>
-        </w:pict>
-      </w:r>
-    </w:p>
-    <w:bookmarkEnd w:id="17"/>
-    <w:bookmarkStart w:id="18" w:name="Xd66e9b182d08a57c0eb4bac3760793fee0277dd"/>
-    <w:p>
-      <w:pPr>
-        <w:pStyle w:val="Heading2"/>
-      </w:pPr>
-      <w:r>
-        <w:t xml:space="preserve">Step 2 — Define two tenants sharing a cohort</w:t>
-      </w:r>
-    </w:p>
-    <w:p>
-      <w:pPr>
-        <w:pStyle w:val="FirstParagraph"/>
-      </w:pPr>
-      <w:r>
-        <w:rPr>
-          <w:b/>
-          <w:bCs/>
-        </w:rPr>
-        <w:t xml:space="preserve">Goal:</w:t>
-      </w:r>
-      <w:r>
-        <w:t xml:space="preserve"> </w:t>
-      </w:r>
-      <w:r>
-        <w:t xml:space="preserve">give</w:t>
-      </w:r>
-      <w:r>
-        <w:t xml:space="preserve"> </w:t>
-      </w:r>
-      <w:r>
-        <w:rPr>
-          <w:rStyle w:val="VerbatimChar"/>
-        </w:rPr>
-        <w:t xml:space="preserve">team-a</w:t>
-      </w:r>
-      <w:r>
-        <w:t xml:space="preserve"> </w:t>
-      </w:r>
-      <w:r>
-        <w:t xml:space="preserve">and</w:t>
-      </w:r>
-      <w:r>
-        <w:t xml:space="preserve"> </w:t>
-      </w:r>
-      <w:r>
-        <w:rPr>
-          <w:rStyle w:val="VerbatimChar"/>
-        </w:rPr>
-        <w:t xml:space="preserve">team-b</w:t>
-      </w:r>
-      <w:r>
-        <w:t xml:space="preserve"> </w:t>
-      </w:r>
-      <w:r>
-        <w:t xml:space="preserve">1 CPU of quota each, in a shared cohort so they can lend to each other.</w:t>
-      </w:r>
-    </w:p>
-    <w:p>
-      <w:pPr>
-        <w:pStyle w:val="SourceCode"/>
-      </w:pPr>
-      <w:r>
-        <w:rPr>
-          <w:rStyle w:val="ExtensionTok"/>
-        </w:rPr>
-        <w:t xml:space="preserve">kubectl</w:t>
-      </w:r>
-      <w:r>
-        <w:rPr>
-          <w:rStyle w:val="NormalTok"/>
-        </w:rPr>
-        <w:t xml:space="preserve"> create namespace team-a</w:t>
-      </w:r>
-      <w:r>
-        <w:br/>
-      </w:r>
-      <w:r>
-        <w:rPr>
-          <w:rStyle w:val="ExtensionTok"/>
-        </w:rPr>
-        <w:t xml:space="preserve">kubectl</w:t>
-      </w:r>
-      <w:r>
-        <w:rPr>
-          <w:rStyle w:val="NormalTok"/>
-        </w:rPr>
-        <w:t xml:space="preserve"> create namespace team-b</w:t>
-      </w:r>
-      <w:r>
-        <w:br/>
-      </w:r>
-      <w:r>
-        <w:br/>
-      </w:r>
-      <w:r>
-        <w:rPr>
-          <w:rStyle w:val="ExtensionTok"/>
-        </w:rPr>
-        <w:t xml:space="preserve">kubectl</w:t>
-      </w:r>
-      <w:r>
-        <w:rPr>
-          <w:rStyle w:val="NormalTok"/>
-        </w:rPr>
-        <w:t xml:space="preserve"> apply </w:t>
-      </w:r>
-      <w:r>
-        <w:rPr>
-          <w:rStyle w:val="AttributeTok"/>
-        </w:rPr>
-        <w:t xml:space="preserve">-f</w:t>
-      </w:r>
-      <w:r>
-        <w:rPr>
-          <w:rStyle w:val="NormalTok"/>
-        </w:rPr>
-        <w:t xml:space="preserve"> </w:t>
-      </w:r>
-      <w:r>
-        <w:rPr>
-          <w:rStyle w:val="AttributeTok"/>
-        </w:rPr>
-        <w:t xml:space="preserve">-</w:t>
-      </w:r>
-      <w:r>
-        <w:rPr>
-          <w:rStyle w:val="NormalTok"/>
-        </w:rPr>
-        <w:t xml:space="preserve"> </w:t>
-      </w:r>
-      <w:r>
-        <w:rPr>
-          <w:rStyle w:val="OperatorTok"/>
-        </w:rPr>
-        <w:t xml:space="preserve">&lt;&lt;'EOF'</w:t>
-      </w:r>
-      <w:r>
-        <w:br/>
-      </w:r>
-      <w:r>
-        <w:rPr>
-          <w:rStyle w:val="StringTok"/>
-        </w:rPr>
-        <w:t xml:space="preserve">apiVersion: kueue.x-k8s.io/v1beta2</w:t>
-      </w:r>
-      <w:r>
-        <w:br/>
-      </w:r>
-      <w:r>
-        <w:rPr>
-          <w:rStyle w:val="StringTok"/>
-        </w:rPr>
-        <w:t xml:space="preserve">kind: ResourceFlavor</w:t>
-      </w:r>
-      <w:r>
-        <w:br/>
-      </w:r>
-      <w:r>
-        <w:rPr>
-          <w:rStyle w:val="StringTok"/>
-        </w:rPr>
-        <w:t xml:space="preserve">metadata: {name: default-flavor}</w:t>
-      </w:r>
-      <w:r>
-        <w:br/>
-      </w:r>
-      <w:r>
-        <w:rPr>
-          <w:rStyle w:val="StringTok"/>
-        </w:rPr>
-        <w:t xml:space="preserve">---</w:t>
-      </w:r>
-      <w:r>
-        <w:br/>
-      </w:r>
-      <w:r>
-        <w:rPr>
-          <w:rStyle w:val="StringTok"/>
-        </w:rPr>
-        <w:t xml:space="preserve">apiVersion: kueue.x-k8s.io/v1beta2</w:t>
-      </w:r>
-      <w:r>
-        <w:br/>
-      </w:r>
-      <w:r>
-        <w:rPr>
-          <w:rStyle w:val="StringTok"/>
-        </w:rPr>
-        <w:t xml:space="preserve">kind: ClusterQueue</w:t>
-      </w:r>
-      <w:r>
-        <w:br/>
-      </w:r>
-      <w:r>
-        <w:rPr>
-          <w:rStyle w:val="StringTok"/>
-        </w:rPr>
-        <w:t xml:space="preserve">metadata: {name: cq-a}</w:t>
-      </w:r>
-      <w:r>
-        <w:br/>
-      </w:r>
-      <w:r>
-        <w:rPr>
-          <w:rStyle w:val="StringTok"/>
-        </w:rPr>
-        <w:t xml:space="preserve">spec:</w:t>
-      </w:r>
-      <w:r>
-        <w:br/>
-      </w:r>
-      <w:r>
-        <w:rPr>
-          <w:rStyle w:val="StringTok"/>
-        </w:rPr>
-        <w:t xml:space="preserve">  cohortName: org                 # &lt;-- same cohort as cq-b</w:t>
-      </w:r>
-      <w:r>
-        <w:br/>
-      </w:r>
-      <w:r>
-        <w:rPr>
-          <w:rStyle w:val="StringTok"/>
-        </w:rPr>
-        <w:t xml:space="preserve">  namespaceSelector: {}</w:t>
-      </w:r>
-      <w:r>
-        <w:br/>
-      </w:r>
-      <w:r>
-        <w:rPr>
-          <w:rStyle w:val="StringTok"/>
-        </w:rPr>
-        <w:t xml:space="preserve">  resourceGroups:</w:t>
-      </w:r>
-      <w:r>
-        <w:br/>
-      </w:r>
-      <w:r>
-        <w:rPr>
-          <w:rStyle w:val="StringTok"/>
-        </w:rPr>
-        <w:t xml:space="preserve">    - coveredResources: ["cpu"]</w:t>
-      </w:r>
-      <w:r>
-        <w:br/>
-      </w:r>
-      <w:r>
-        <w:rPr>
-          <w:rStyle w:val="StringTok"/>
-        </w:rPr>
-        <w:t xml:space="preserve">      flavors:</w:t>
-      </w:r>
-      <w:r>
-        <w:br/>
-      </w:r>
-      <w:r>
-        <w:rPr>
-          <w:rStyle w:val="StringTok"/>
-        </w:rPr>
-        <w:t xml:space="preserve">        - name: default-flavor</w:t>
-      </w:r>
-      <w:r>
-        <w:br/>
-      </w:r>
-      <w:r>
-        <w:rPr>
-          <w:rStyle w:val="StringTok"/>
-        </w:rPr>
-        <w:t xml:space="preserve">          resources: [{name: cpu, nominalQuota: "1"}]</w:t>
-      </w:r>
-      <w:r>
-        <w:br/>
-      </w:r>
-      <w:r>
-        <w:rPr>
-          <w:rStyle w:val="StringTok"/>
-        </w:rPr>
-        <w:t xml:space="preserve">---</w:t>
-      </w:r>
-      <w:r>
-        <w:br/>
-      </w:r>
-      <w:r>
-        <w:rPr>
-          <w:rStyle w:val="StringTok"/>
-        </w:rPr>
-        <w:t xml:space="preserve">apiVersion: kueue.x-k8s.io/v1beta2</w:t>
-      </w:r>
-      <w:r>
-        <w:br/>
-      </w:r>
-      <w:r>
-        <w:rPr>
-          <w:rStyle w:val="StringTok"/>
-        </w:rPr>
-        <w:t xml:space="preserve">kind: ClusterQueue</w:t>
-      </w:r>
-      <w:r>
-        <w:br/>
-      </w:r>
-      <w:r>
-        <w:rPr>
-          <w:rStyle w:val="StringTok"/>
-        </w:rPr>
-        <w:t xml:space="preserve">metadata: {name: cq-b}</w:t>
-      </w:r>
-      <w:r>
-        <w:br/>
-      </w:r>
-      <w:r>
-        <w:rPr>
-          <w:rStyle w:val="StringTok"/>
-        </w:rPr>
-        <w:t xml:space="preserve">spec:</w:t>
-      </w:r>
-      <w:r>
-        <w:br/>
-      </w:r>
-      <w:r>
-        <w:rPr>
-          <w:rStyle w:val="StringTok"/>
-        </w:rPr>
-        <w:t xml:space="preserve">  cohortName: org                 # &lt;-- same cohort as cq-a</w:t>
-      </w:r>
-      <w:r>
-        <w:br/>
-      </w:r>
-      <w:r>
-        <w:rPr>
-          <w:rStyle w:val="StringTok"/>
-        </w:rPr>
-        <w:t xml:space="preserve">  namespaceSelector: {}</w:t>
-      </w:r>
-      <w:r>
-        <w:br/>
-      </w:r>
-      <w:r>
-        <w:rPr>
-          <w:rStyle w:val="StringTok"/>
-        </w:rPr>
-        <w:t xml:space="preserve">  resourceGroups:</w:t>
-      </w:r>
-      <w:r>
-        <w:br/>
-      </w:r>
-      <w:r>
-        <w:rPr>
-          <w:rStyle w:val="StringTok"/>
-        </w:rPr>
-        <w:t xml:space="preserve">    - coveredResources: ["cpu"]</w:t>
-      </w:r>
-      <w:r>
-        <w:br/>
-      </w:r>
-      <w:r>
-        <w:rPr>
-          <w:rStyle w:val="StringTok"/>
-        </w:rPr>
-        <w:t xml:space="preserve">      flavors:</w:t>
-      </w:r>
-      <w:r>
-        <w:br/>
-      </w:r>
-      <w:r>
-        <w:rPr>
-          <w:rStyle w:val="StringTok"/>
-        </w:rPr>
-        <w:t xml:space="preserve">        - name: default-flavor</w:t>
-      </w:r>
-      <w:r>
-        <w:br/>
-      </w:r>
-      <w:r>
-        <w:rPr>
-          <w:rStyle w:val="StringTok"/>
-        </w:rPr>
-        <w:t xml:space="preserve">          resources: [{name: cpu, nominalQuota: "1"}]</w:t>
-      </w:r>
-      <w:r>
-        <w:br/>
-      </w:r>
-      <w:r>
-        <w:rPr>
-          <w:rStyle w:val="StringTok"/>
-        </w:rPr>
-        <w:t xml:space="preserve">---</w:t>
-      </w:r>
-      <w:r>
-        <w:br/>
-      </w:r>
-      <w:r>
-        <w:rPr>
-          <w:rStyle w:val="StringTok"/>
-        </w:rPr>
-        <w:t xml:space="preserve">apiVersion: kueue.x-k8s.io/v1beta2</w:t>
-      </w:r>
-      <w:r>
-        <w:br/>
-      </w:r>
-      <w:r>
-        <w:rPr>
-          <w:rStyle w:val="StringTok"/>
-        </w:rPr>
-        <w:t xml:space="preserve">kind: LocalQueue</w:t>
-      </w:r>
-      <w:r>
-        <w:br/>
-      </w:r>
-      <w:r>
-        <w:rPr>
-          <w:rStyle w:val="StringTok"/>
-        </w:rPr>
-        <w:t xml:space="preserve">metadata: {name: team-queue, namespace: team-a}</w:t>
-      </w:r>
-      <w:r>
-        <w:br/>
-      </w:r>
-      <w:r>
-        <w:rPr>
-          <w:rStyle w:val="StringTok"/>
-        </w:rPr>
-        <w:t xml:space="preserve">spec: {clusterQueue: cq-a}</w:t>
-      </w:r>
-      <w:r>
-        <w:br/>
-      </w:r>
-      <w:r>
-        <w:rPr>
-          <w:rStyle w:val="StringTok"/>
-        </w:rPr>
-        <w:t xml:space="preserve">---</w:t>
-      </w:r>
-      <w:r>
-        <w:br/>
-      </w:r>
-      <w:r>
-        <w:rPr>
-          <w:rStyle w:val="StringTok"/>
-        </w:rPr>
-        <w:t xml:space="preserve">apiVersion: kueue.x-k8s.io/v1beta2</w:t>
-      </w:r>
-      <w:r>
-        <w:br/>
-      </w:r>
-      <w:r>
-        <w:rPr>
-          <w:rStyle w:val="StringTok"/>
-        </w:rPr>
-        <w:t xml:space="preserve">kind: LocalQueue</w:t>
-      </w:r>
-      <w:r>
-        <w:br/>
-      </w:r>
-      <w:r>
-        <w:rPr>
-          <w:rStyle w:val="StringTok"/>
-        </w:rPr>
-        <w:t xml:space="preserve">metadata: {name: team-queue, namespace: team-b}</w:t>
-      </w:r>
-      <w:r>
-        <w:br/>
-      </w:r>
-      <w:r>
-        <w:rPr>
-          <w:rStyle w:val="StringTok"/>
-        </w:rPr>
-        <w:t xml:space="preserve">spec: {clusterQueue: cq-b}</w:t>
-      </w:r>
-      <w:r>
-        <w:br/>
-      </w:r>
-      <w:r>
-        <w:rPr>
-          <w:rStyle w:val="OperatorTok"/>
-        </w:rPr>
-        <w:t xml:space="preserve">EOF</w:t>
-      </w:r>
-      <w:r>
-        <w:br/>
-      </w:r>
-      <w:r>
-        <w:br/>
-      </w:r>
-      <w:r>
-        <w:rPr>
-          <w:rStyle w:val="ExtensionTok"/>
-        </w:rPr>
-        <w:t xml:space="preserve">kubectl</w:t>
-      </w:r>
-      <w:r>
-        <w:rPr>
-          <w:rStyle w:val="NormalTok"/>
-        </w:rPr>
-        <w:t xml:space="preserve"> get clusterqueue</w:t>
-      </w:r>
-    </w:p>
-    <w:p>
-      <w:pPr>
-        <w:pStyle w:val="FirstParagraph"/>
-      </w:pPr>
-      <w:r>
-        <w:rPr>
-          <w:b/>
-          <w:bCs/>
-        </w:rPr>
-        <w:t xml:space="preserve">What you should see:</w:t>
-      </w:r>
-      <w:r>
-        <w:t xml:space="preserve"> </w:t>
-      </w:r>
-      <w:r>
-        <w:rPr>
-          <w:rStyle w:val="VerbatimChar"/>
-        </w:rPr>
-        <w:t xml:space="preserve">cq-a</w:t>
-      </w:r>
-      <w:r>
-        <w:t xml:space="preserve"> </w:t>
-      </w:r>
-      <w:r>
-        <w:t xml:space="preserve">and</w:t>
-      </w:r>
-      <w:r>
-        <w:t xml:space="preserve"> </w:t>
-      </w:r>
-      <w:r>
-        <w:rPr>
-          <w:rStyle w:val="VerbatimChar"/>
-        </w:rPr>
-        <w:t xml:space="preserve">cq-b</w:t>
-      </w:r>
-      <w:r>
-        <w:t xml:space="preserve">, both in cohort</w:t>
-      </w:r>
-      <w:r>
-        <w:t xml:space="preserve"> </w:t>
-      </w:r>
-      <w:r>
-        <w:rPr>
-          <w:rStyle w:val="VerbatimChar"/>
-        </w:rPr>
-        <w:t xml:space="preserve">org</w:t>
-      </w:r>
-      <w:r>
-        <w:t xml:space="preserve">.</w:t>
-      </w:r>
-    </w:p>
-    <w:p>
-      <w:pPr>
-        <w:pStyle w:val="BodyText"/>
-      </w:pPr>
-      <w:r>
-        <w:rPr>
-          <w:b/>
-          <w:bCs/>
-        </w:rPr>
-        <w:t xml:space="preserve">What this means:</w:t>
-      </w:r>
-      <w:r>
-        <w:t xml:space="preserve"> </w:t>
-      </w:r>
-      <w:r>
-        <w:t xml:space="preserve">each tenant has a guaranteed 1 CPU (its nominal quota), and because they share a cohort, either can borrow the other's idle CPU.</w:t>
-      </w:r>
-    </w:p>
-    <w:p>
-      <w:pPr>
-        <w:pStyle w:val="BlockText"/>
-      </w:pPr>
-      <w:r>
-        <w:rPr>
-          <w:b/>
-          <w:bCs/>
-        </w:rPr>
-        <w:t xml:space="preserve">What's a</w:t>
-      </w:r>
-      <w:r>
-        <w:rPr>
-          <w:b/>
-          <w:bCs/>
-        </w:rPr>
-        <w:t xml:space="preserve"> </w:t>
-      </w:r>
-      <w:r>
-        <w:rPr>
-          <w:rStyle w:val="VerbatimChar"/>
-          <w:b/>
-          <w:bCs/>
-        </w:rPr>
-        <w:t xml:space="preserve">LocalQueue</w:t>
-      </w:r>
-      <w:r>
-        <w:rPr>
-          <w:b/>
-          <w:bCs/>
-        </w:rPr>
-        <w:t xml:space="preserve"> </w:t>
-      </w:r>
-      <w:r>
-        <w:rPr>
-          <w:b/>
-          <w:bCs/>
-        </w:rPr>
-        <w:t xml:space="preserve">for?</w:t>
-      </w:r>
-      <w:r>
-        <w:t xml:space="preserve"> </w:t>
-      </w:r>
-      <w:r>
-        <w:t xml:space="preserve">Tenants submit jobs to a</w:t>
-      </w:r>
-      <w:r>
-        <w:t xml:space="preserve"> </w:t>
-      </w:r>
-      <w:r>
-        <w:rPr>
-          <w:rStyle w:val="VerbatimChar"/>
-        </w:rPr>
-        <w:t xml:space="preserve">LocalQueue</w:t>
-      </w:r>
-      <w:r>
-        <w:t xml:space="preserve"> </w:t>
-      </w:r>
-      <w:r>
-        <w:t xml:space="preserve">in their own namespace; it points at a</w:t>
-      </w:r>
-      <w:r>
-        <w:t xml:space="preserve"> </w:t>
-      </w:r>
-      <w:r>
-        <w:rPr>
-          <w:rStyle w:val="VerbatimChar"/>
-        </w:rPr>
-        <w:t xml:space="preserve">ClusterQueue</w:t>
-      </w:r>
-      <w:r>
-        <w:t xml:space="preserve">. This keeps the</w:t>
-      </w:r>
-      <w:r>
-        <w:t xml:space="preserve"> </w:t>
-      </w:r>
-      <w:r>
-        <w:rPr>
-          <w:i/>
-          <w:iCs/>
-        </w:rPr>
-        <w:t xml:space="preserve">quota policy</w:t>
-      </w:r>
-      <w:r>
-        <w:t xml:space="preserve"> </w:t>
-      </w:r>
-      <w:r>
-        <w:t xml:space="preserve">(cluster-scoped, admin-owned) separate from the</w:t>
-      </w:r>
-      <w:r>
-        <w:t xml:space="preserve"> </w:t>
-      </w:r>
-      <w:r>
-        <w:rPr>
-          <w:i/>
-          <w:iCs/>
-        </w:rPr>
-        <w:t xml:space="preserve">submission handle</w:t>
-      </w:r>
-      <w:r>
-        <w:t xml:space="preserve"> </w:t>
-      </w:r>
-      <w:r>
-        <w:t xml:space="preserve">(namespace-scoped, tenant-facing).</w:t>
-      </w:r>
-    </w:p>
-    <w:p>
-      <w:r>
-        <w:pict>
-          <v:rect style="width:0;height:1.5pt" o:hralign="center" o:hrstd="t" o:hr="t"/>
-        </w:pict>
-      </w:r>
-    </w:p>
-    <w:bookmarkEnd w:id="18"/>
-    <w:bookmarkStart w:id="22" w:name="Xa81e15df4d876437ddea2edbcfb5ee24ee9a4db"/>
-    <w:p>
-      <w:pPr>
-        <w:pStyle w:val="Heading2"/>
-      </w:pPr>
-      <w:r>
-        <w:t xml:space="preserve">Step 3 — Fill team-b, then watch team-a get blocked</w:t>
-      </w:r>
-    </w:p>
-    <w:p>
-      <w:pPr>
-        <w:pStyle w:val="FirstParagraph"/>
-      </w:pPr>
-      <w:r>
-        <w:rPr>
-          <w:b/>
-          <w:bCs/>
-        </w:rPr>
-        <w:t xml:space="preserve">Goal:</w:t>
-      </w:r>
-      <w:r>
-        <w:t xml:space="preserve"> </w:t>
-      </w:r>
-      <w:r>
-        <w:t xml:space="preserve">occupy</w:t>
-      </w:r>
-      <w:r>
-        <w:t xml:space="preserve"> </w:t>
-      </w:r>
-      <w:r>
-        <w:rPr>
-          <w:rStyle w:val="VerbatimChar"/>
-        </w:rPr>
-        <w:t xml:space="preserve">team-b</w:t>
-      </w:r>
-      <w:r>
-        <w:t xml:space="preserve">'s quota, then submit an oversized</w:t>
-      </w:r>
-      <w:r>
-        <w:t xml:space="preserve"> </w:t>
-      </w:r>
-      <w:r>
-        <w:rPr>
-          <w:rStyle w:val="VerbatimChar"/>
-        </w:rPr>
-        <w:t xml:space="preserve">team-a</w:t>
-      </w:r>
-      <w:r>
-        <w:t xml:space="preserve"> </w:t>
-      </w:r>
-      <w:r>
-        <w:t xml:space="preserve">job and see Kueue refuse to admit it.</w:t>
-      </w:r>
-    </w:p>
-    <w:p>
-      <w:pPr>
-        <w:pStyle w:val="BodyText"/>
-      </w:pPr>
-      <w:r>
-        <w:rPr>
-          <w:b/>
-          <w:bCs/>
-        </w:rPr>
-        <w:t xml:space="preserve">1.</w:t>
-      </w:r>
-      <w:r>
-        <w:rPr>
-          <w:b/>
-          <w:bCs/>
-        </w:rPr>
-        <w:t xml:space="preserve"> </w:t>
-      </w:r>
-      <w:r>
-        <w:rPr>
-          <w:rStyle w:val="VerbatimChar"/>
-          <w:b/>
-          <w:bCs/>
-        </w:rPr>
-        <w:t xml:space="preserve">team-b</w:t>
-      </w:r>
-      <w:r>
-        <w:rPr>
-          <w:b/>
-          <w:bCs/>
-        </w:rPr>
-        <w:t xml:space="preserve"> </w:t>
-      </w:r>
-      <w:r>
-        <w:rPr>
-          <w:b/>
-          <w:bCs/>
-        </w:rPr>
-        <w:t xml:space="preserve">uses its full 1 CPU:</w:t>
-      </w:r>
-    </w:p>
-    <w:p>
-      <w:pPr>
-        <w:pStyle w:val="SourceCode"/>
-      </w:pPr>
-      <w:r>
-        <w:rPr>
-          <w:rStyle w:val="ExtensionTok"/>
-        </w:rPr>
-        <w:t xml:space="preserve">kubectl</w:t>
-      </w:r>
-      <w:r>
-        <w:rPr>
-          <w:rStyle w:val="NormalTok"/>
-        </w:rPr>
-        <w:t xml:space="preserve"> apply </w:t>
-      </w:r>
-      <w:r>
-        <w:rPr>
-          <w:rStyle w:val="AttributeTok"/>
-        </w:rPr>
-        <w:t xml:space="preserve">-f</w:t>
-      </w:r>
-      <w:r>
-        <w:rPr>
-          <w:rStyle w:val="NormalTok"/>
-        </w:rPr>
-        <w:t xml:space="preserve"> </w:t>
-      </w:r>
-      <w:r>
-        <w:rPr>
-          <w:rStyle w:val="AttributeTok"/>
-        </w:rPr>
-        <w:t xml:space="preserve">-</w:t>
-      </w:r>
-      <w:r>
-        <w:rPr>
-          <w:rStyle w:val="NormalTok"/>
-        </w:rPr>
-        <w:t xml:space="preserve"> </w:t>
-      </w:r>
-      <w:r>
-        <w:rPr>
-          <w:rStyle w:val="OperatorTok"/>
-        </w:rPr>
-        <w:t xml:space="preserve">&lt;&lt;'EOF'</w:t>
-      </w:r>
-      <w:r>
-        <w:br/>
-      </w:r>
-      <w:r>
-        <w:rPr>
-          <w:rStyle w:val="StringTok"/>
-        </w:rPr>
-        <w:t xml:space="preserve">apiVersion: batch/v1</w:t>
-      </w:r>
-      <w:r>
-        <w:br/>
-      </w:r>
-      <w:r>
-        <w:rPr>
-          <w:rStyle w:val="StringTok"/>
-        </w:rPr>
-        <w:t xml:space="preserve">kind: Job</w:t>
-      </w:r>
-      <w:r>
-        <w:br/>
-      </w:r>
-      <w:r>
-        <w:rPr>
-          <w:rStyle w:val="StringTok"/>
-        </w:rPr>
-        <w:t xml:space="preserve">metadata: {name: filler, namespace: team-b, labels: {kueue.x-k8s.io/queue-name: team-queue}}</w:t>
-      </w:r>
-      <w:r>
-        <w:br/>
-      </w:r>
-      <w:r>
-        <w:rPr>
-          <w:rStyle w:val="StringTok"/>
-        </w:rPr>
-        <w:t xml:space="preserve">spec:</w:t>
-      </w:r>
-      <w:r>
-        <w:br/>
-      </w:r>
-      <w:r>
-        <w:rPr>
-          <w:rStyle w:val="StringTok"/>
-        </w:rPr>
-        <w:t xml:space="preserve">  parallelism: 1</w:t>
-      </w:r>
-      <w:r>
-        <w:br/>
-      </w:r>
-      <w:r>
-        <w:rPr>
-          <w:rStyle w:val="StringTok"/>
-        </w:rPr>
-        <w:t xml:space="preserve">  completions: 1</w:t>
-      </w:r>
-      <w:r>
-        <w:br/>
-      </w:r>
-      <w:r>
-        <w:rPr>
-          <w:rStyle w:val="StringTok"/>
-        </w:rPr>
-        <w:t xml:space="preserve">  suspend: true</w:t>
-      </w:r>
-      <w:r>
-        <w:br/>
-      </w:r>
-      <w:r>
-        <w:rPr>
-          <w:rStyle w:val="StringTok"/>
-        </w:rPr>
-        <w:t xml:space="preserve">  template:</w:t>
-      </w:r>
-      <w:r>
-        <w:br/>
-      </w:r>
-      <w:r>
-        <w:rPr>
-          <w:rStyle w:val="StringTok"/>
-        </w:rPr>
-        <w:t xml:space="preserve">    spec:</w:t>
-      </w:r>
-      <w:r>
-        <w:br/>
-      </w:r>
-      <w:r>
-        <w:rPr>
-          <w:rStyle w:val="StringTok"/>
-        </w:rPr>
-        <w:t xml:space="preserve">      restartPolicy: Never</w:t>
-      </w:r>
-      <w:r>
-        <w:br/>
-      </w:r>
-      <w:r>
-        <w:rPr>
-          <w:rStyle w:val="StringTok"/>
-        </w:rPr>
-        <w:t xml:space="preserve">      containers:</w:t>
-      </w:r>
-      <w:r>
-        <w:br/>
-      </w:r>
-      <w:r>
-        <w:rPr>
-          <w:rStyle w:val="StringTok"/>
-        </w:rPr>
-        <w:t xml:space="preserve">        - {name: c, image: busybox:1.36, command: ["sh","-c","sleep 1800"], resources: {requests: {cpu: "1"}}}</w:t>
-      </w:r>
-      <w:r>
-        <w:br/>
-      </w:r>
-      <w:r>
-        <w:rPr>
-          <w:rStyle w:val="OperatorTok"/>
-        </w:rPr>
-        <w:t xml:space="preserve">EOF</w:t>
-      </w:r>
-    </w:p>
-    <w:p>
-      <w:pPr>
-        <w:pStyle w:val="FirstParagraph"/>
-      </w:pPr>
-      <w:r>
-        <w:rPr>
-          <w:b/>
-          <w:bCs/>
-        </w:rPr>
-        <w:t xml:space="preserve">2.</w:t>
-      </w:r>
-      <w:r>
-        <w:rPr>
-          <w:b/>
-          <w:bCs/>
-        </w:rPr>
-        <w:t xml:space="preserve"> </w:t>
-      </w:r>
-      <w:r>
-        <w:rPr>
-          <w:rStyle w:val="VerbatimChar"/>
-          <w:b/>
-          <w:bCs/>
-        </w:rPr>
-        <w:t xml:space="preserve">team-a</w:t>
-      </w:r>
-      <w:r>
-        <w:rPr>
-          <w:b/>
-          <w:bCs/>
-        </w:rPr>
-        <w:t xml:space="preserve"> </w:t>
-      </w:r>
-      <w:r>
-        <w:rPr>
-          <w:b/>
-          <w:bCs/>
-        </w:rPr>
-        <w:t xml:space="preserve">submits a job needing 2 CPU — double its own quota:</w:t>
-      </w:r>
-    </w:p>
-    <w:p>
-      <w:pPr>
-        <w:pStyle w:val="SourceCode"/>
-      </w:pPr>
-      <w:r>
-        <w:rPr>
-          <w:rStyle w:val="ExtensionTok"/>
-        </w:rPr>
-        <w:t xml:space="preserve">kubectl</w:t>
-      </w:r>
-      <w:r>
-        <w:rPr>
-          <w:rStyle w:val="NormalTok"/>
-        </w:rPr>
-        <w:t xml:space="preserve"> apply </w:t>
-      </w:r>
-      <w:r>
-        <w:rPr>
-          <w:rStyle w:val="AttributeTok"/>
-        </w:rPr>
-        <w:t xml:space="preserve">-f</w:t>
-      </w:r>
-      <w:r>
-        <w:rPr>
-          <w:rStyle w:val="NormalTok"/>
-        </w:rPr>
-        <w:t xml:space="preserve"> </w:t>
-      </w:r>
-      <w:r>
-        <w:rPr>
-          <w:rStyle w:val="AttributeTok"/>
-        </w:rPr>
-        <w:t xml:space="preserve">-</w:t>
-      </w:r>
-      <w:r>
-        <w:rPr>
-          <w:rStyle w:val="NormalTok"/>
-        </w:rPr>
-        <w:t xml:space="preserve"> </w:t>
-      </w:r>
-      <w:r>
-        <w:rPr>
-          <w:rStyle w:val="OperatorTok"/>
-        </w:rPr>
-        <w:t xml:space="preserve">&lt;&lt;'EOF'</w:t>
-      </w:r>
-      <w:r>
-        <w:br/>
-      </w:r>
-      <w:r>
-        <w:rPr>
-          <w:rStyle w:val="StringTok"/>
-        </w:rPr>
-        <w:t xml:space="preserve">apiVersion: batch/v1</w:t>
-      </w:r>
-      <w:r>
-        <w:br/>
-      </w:r>
-      <w:r>
-        <w:rPr>
-          <w:rStyle w:val="StringTok"/>
-        </w:rPr>
-        <w:t xml:space="preserve">kind: Job</w:t>
-      </w:r>
-      <w:r>
-        <w:br/>
-      </w:r>
-      <w:r>
-        <w:rPr>
-          <w:rStyle w:val="StringTok"/>
-        </w:rPr>
-        <w:t xml:space="preserve">metadata: {name: big-job, namespace: team-a, labels: {kueue.x-k8s.io/queue-name: team-queue}}</w:t>
-      </w:r>
-      <w:r>
-        <w:br/>
-      </w:r>
-      <w:r>
-        <w:rPr>
-          <w:rStyle w:val="StringTok"/>
-        </w:rPr>
-        <w:t xml:space="preserve">spec:</w:t>
-      </w:r>
-      <w:r>
-        <w:br/>
-      </w:r>
-      <w:r>
-        <w:rPr>
-          <w:rStyle w:val="StringTok"/>
-        </w:rPr>
-        <w:t xml:space="preserve">  parallelism: 2</w:t>
-      </w:r>
-      <w:r>
-        <w:br/>
-      </w:r>
-      <w:r>
-        <w:rPr>
-          <w:rStyle w:val="StringTok"/>
-        </w:rPr>
-        <w:t xml:space="preserve">  completions: 2</w:t>
-      </w:r>
-      <w:r>
-        <w:br/>
-      </w:r>
-      <w:r>
-        <w:rPr>
-          <w:rStyle w:val="StringTok"/>
-        </w:rPr>
-        <w:t xml:space="preserve">  suspend: true</w:t>
-      </w:r>
-      <w:r>
-        <w:br/>
-      </w:r>
-      <w:r>
-        <w:rPr>
-          <w:rStyle w:val="StringTok"/>
-        </w:rPr>
-        <w:t xml:space="preserve">  template:</w:t>
-      </w:r>
-      <w:r>
-        <w:br/>
-      </w:r>
-      <w:r>
-        <w:rPr>
-          <w:rStyle w:val="StringTok"/>
-        </w:rPr>
-        <w:t xml:space="preserve">    spec:</w:t>
-      </w:r>
-      <w:r>
-        <w:br/>
-      </w:r>
-      <w:r>
-        <w:rPr>
-          <w:rStyle w:val="StringTok"/>
-        </w:rPr>
-        <w:t xml:space="preserve">      restartPolicy: Never</w:t>
-      </w:r>
-      <w:r>
-        <w:br/>
-      </w:r>
-      <w:r>
-        <w:rPr>
-          <w:rStyle w:val="StringTok"/>
-        </w:rPr>
-        <w:t xml:space="preserve">      containers:</w:t>
-      </w:r>
-      <w:r>
-        <w:br/>
-      </w:r>
-      <w:r>
-        <w:rPr>
-          <w:rStyle w:val="StringTok"/>
-        </w:rPr>
-        <w:t xml:space="preserve">        - {name: c, image: busybox:1.36, command: ["sh","-c","sleep 1800"], resources: {requests: {cpu: "1"}}}</w:t>
-      </w:r>
-      <w:r>
-        <w:br/>
-      </w:r>
-      <w:r>
-        <w:rPr>
-          <w:rStyle w:val="OperatorTok"/>
-        </w:rPr>
-        <w:t xml:space="preserve">EOF</w:t>
-      </w:r>
-    </w:p>
-    <w:p>
-      <w:pPr>
-        <w:pStyle w:val="FirstParagraph"/>
-      </w:pPr>
-      <w:r>
-        <w:rPr>
-          <w:b/>
-          <w:bCs/>
-        </w:rPr>
-        <w:t xml:space="preserve">3. Inspect the quota and why</w:t>
-      </w:r>
-      <w:r>
-        <w:rPr>
-          <w:b/>
-          <w:bCs/>
-        </w:rPr>
-        <w:t xml:space="preserve"> </w:t>
-      </w:r>
-      <w:r>
-        <w:rPr>
-          <w:rStyle w:val="VerbatimChar"/>
-          <w:b/>
-          <w:bCs/>
-        </w:rPr>
-        <w:t xml:space="preserve">team-a</w:t>
-      </w:r>
-      <w:r>
-        <w:rPr>
-          <w:b/>
-          <w:bCs/>
-        </w:rPr>
-        <w:t xml:space="preserve"> </w:t>
-      </w:r>
-      <w:r>
-        <w:rPr>
-          <w:b/>
-          <w:bCs/>
-        </w:rPr>
-        <w:t xml:space="preserve">is stuck:</w:t>
-      </w:r>
-    </w:p>
-    <w:p>
-      <w:pPr>
-        <w:pStyle w:val="SourceCode"/>
-      </w:pPr>
-      <w:r>
-        <w:rPr>
-          <w:rStyle w:val="ExtensionTok"/>
-        </w:rPr>
-        <w:t xml:space="preserve">kubectl</w:t>
-      </w:r>
-      <w:r>
-        <w:rPr>
-          <w:rStyle w:val="NormalTok"/>
-        </w:rPr>
-        <w:t xml:space="preserve"> get clusterqueue </w:t>
-      </w:r>
-      <w:r>
-        <w:rPr>
-          <w:rStyle w:val="AttributeTok"/>
-        </w:rPr>
-        <w:t xml:space="preserve">-o</w:t>
-      </w:r>
-      <w:r>
-        <w:rPr>
-          <w:rStyle w:val="NormalTok"/>
-        </w:rPr>
-        <w:t xml:space="preserve"> custom-columns=</w:t>
-      </w:r>
-      <w:r>
-        <w:rPr>
-          <w:rStyle w:val="StringTok"/>
-        </w:rPr>
-        <w:t xml:space="preserve">'NAME:.metadata.name,COHORT:.spec.cohortName,NOMINAL_CPU:.spec.resourceGroups[0].flavors[0].resources[0].nominalQuota,USED_CPU:.status.flavorsReservation[0].resources[0].total,BORROWED:.status.flavorsReservation[0].resources[0].borrowed,ADMITTED:.status.admittedWorkloads,PENDING:.status.pendingWorkloads'</w:t>
-      </w:r>
-      <w:r>
-        <w:br/>
-      </w:r>
-      <w:r>
-        <w:rPr>
-          <w:rStyle w:val="ExtensionTok"/>
-        </w:rPr>
-        <w:t xml:space="preserve">kubectl</w:t>
-      </w:r>
-      <w:r>
-        <w:rPr>
-          <w:rStyle w:val="NormalTok"/>
-        </w:rPr>
-        <w:t xml:space="preserve"> get workloads </w:t>
-      </w:r>
-      <w:r>
-        <w:rPr>
-          <w:rStyle w:val="AttributeTok"/>
-        </w:rPr>
-        <w:t xml:space="preserve">-A</w:t>
-      </w:r>
-      <w:r>
-        <w:br/>
-      </w:r>
-      <w:r>
-        <w:rPr>
-          <w:rStyle w:val="ExtensionTok"/>
-        </w:rPr>
-        <w:t xml:space="preserve">kubectl</w:t>
-      </w:r>
-      <w:r>
-        <w:rPr>
-          <w:rStyle w:val="NormalTok"/>
-        </w:rPr>
-        <w:t xml:space="preserve"> </w:t>
-      </w:r>
-      <w:r>
-        <w:rPr>
-          <w:rStyle w:val="AttributeTok"/>
-        </w:rPr>
-        <w:t xml:space="preserve">-n</w:t>
-      </w:r>
-      <w:r>
-        <w:rPr>
-          <w:rStyle w:val="NormalTok"/>
-        </w:rPr>
-        <w:t xml:space="preserve"> team-a get pods</w:t>
-      </w:r>
-      <w:r>
-        <w:br/>
-      </w:r>
-      <w:r>
-        <w:rPr>
-          <w:rStyle w:val="VariableTok"/>
-        </w:rPr>
-        <w:t xml:space="preserve">WL</w:t>
-      </w:r>
-      <w:r>
-        <w:rPr>
-          <w:rStyle w:val="OperatorTok"/>
-        </w:rPr>
-        <w:t xml:space="preserve">=</w:t>
-      </w:r>
-      <w:r>
-        <w:rPr>
-          <w:rStyle w:val="VariableTok"/>
-        </w:rPr>
-        <w:t xml:space="preserve">$(</w:t>
-      </w:r>
-      <w:r>
-        <w:rPr>
-          <w:rStyle w:val="ExtensionTok"/>
-        </w:rPr>
-        <w:t xml:space="preserve">kubectl</w:t>
-      </w:r>
-      <w:r>
-        <w:rPr>
-          <w:rStyle w:val="NormalTok"/>
-        </w:rPr>
-        <w:t xml:space="preserve"> </w:t>
-      </w:r>
-      <w:r>
-        <w:rPr>
-          <w:rStyle w:val="AttributeTok"/>
-        </w:rPr>
-        <w:t xml:space="preserve">-n</w:t>
-      </w:r>
-      <w:r>
-        <w:rPr>
-          <w:rStyle w:val="NormalTok"/>
-        </w:rPr>
-        <w:t xml:space="preserve"> team-a get workloads </w:t>
-      </w:r>
-      <w:r>
-        <w:rPr>
-          <w:rStyle w:val="AttributeTok"/>
-        </w:rPr>
-        <w:t xml:space="preserve">-o</w:t>
-      </w:r>
-      <w:r>
-        <w:rPr>
-          <w:rStyle w:val="NormalTok"/>
-        </w:rPr>
-        <w:t xml:space="preserve"> jsonpath=</w:t>
-      </w:r>
-      <w:r>
-        <w:rPr>
-          <w:rStyle w:val="StringTok"/>
-        </w:rPr>
-        <w:t xml:space="preserve">'{.items[0].metadata.name}'</w:t>
-      </w:r>
-      <w:r>
-        <w:rPr>
-          <w:rStyle w:val="VariableTok"/>
-        </w:rPr>
-        <w:t xml:space="preserve">)</w:t>
-      </w:r>
-      <w:r>
-        <w:br/>
-      </w:r>
-      <w:r>
-        <w:rPr>
-          <w:rStyle w:val="ExtensionTok"/>
-        </w:rPr>
-        <w:t xml:space="preserve">kubectl</w:t>
-      </w:r>
-      <w:r>
-        <w:rPr>
-          <w:rStyle w:val="NormalTok"/>
-        </w:rPr>
-        <w:t xml:space="preserve"> </w:t>
-      </w:r>
-      <w:r>
-        <w:rPr>
-          <w:rStyle w:val="AttributeTok"/>
-        </w:rPr>
-        <w:t xml:space="preserve">-n</w:t>
-      </w:r>
-      <w:r>
-        <w:rPr>
-          <w:rStyle w:val="NormalTok"/>
-        </w:rPr>
-        <w:t xml:space="preserve"> team-a get workload </w:t>
-      </w:r>
-      <w:r>
-        <w:rPr>
-          <w:rStyle w:val="StringTok"/>
-        </w:rPr>
-        <w:t xml:space="preserve">"</w:t>
-      </w:r>
-      <w:r>
-        <w:rPr>
-          <w:rStyle w:val="VariableTok"/>
-        </w:rPr>
-        <w:t xml:space="preserve">$WL</w:t>
-      </w:r>
-      <w:r>
-        <w:rPr>
-          <w:rStyle w:val="StringTok"/>
-        </w:rPr>
-        <w:t xml:space="preserve">"</w:t>
-      </w:r>
-      <w:r>
-        <w:rPr>
-          <w:rStyle w:val="NormalTok"/>
-        </w:rPr>
-        <w:t xml:space="preserve"> </w:t>
-      </w:r>
-      <w:r>
-        <w:rPr>
-          <w:rStyle w:val="AttributeTok"/>
-        </w:rPr>
-        <w:t xml:space="preserve">-o</w:t>
-      </w:r>
-      <w:r>
-        <w:rPr>
-          <w:rStyle w:val="NormalTok"/>
-        </w:rPr>
-        <w:t xml:space="preserve"> jsonpath=</w:t>
-      </w:r>
-      <w:r>
-        <w:rPr>
-          <w:rStyle w:val="StringTok"/>
-        </w:rPr>
-        <w:t xml:space="preserve">'{.status.conditions[?(@.type=="QuotaReserved")].message}{"\n"}'</w:t>
-      </w:r>
-    </w:p>
-    <w:p>
-      <w:pPr>
-        <w:pStyle w:val="FirstParagraph"/>
-      </w:pPr>
-      <w:r>
-        <w:rPr>
-          <w:b/>
-          <w:bCs/>
-        </w:rPr>
-        <w:t xml:space="preserve">What you should see:</w:t>
-      </w:r>
-      <w:r>
-        <w:t xml:space="preserve"> </w:t>
-      </w:r>
-      <w:r>
-        <w:rPr>
-          <w:rStyle w:val="VerbatimChar"/>
-        </w:rPr>
-        <w:t xml:space="preserve">team-b</w:t>
-      </w:r>
-      <w:r>
-        <w:t xml:space="preserve">'s workload is</w:t>
-      </w:r>
-      <w:r>
-        <w:t xml:space="preserve"> </w:t>
-      </w:r>
-      <w:r>
-        <w:rPr>
-          <w:rStyle w:val="VerbatimChar"/>
-        </w:rPr>
-        <w:t xml:space="preserve">Admitted</w:t>
-      </w:r>
-      <w:r>
-        <w:t xml:space="preserve"> </w:t>
-      </w:r>
-      <w:r>
-        <w:t xml:space="preserve">in</w:t>
-      </w:r>
-      <w:r>
-        <w:t xml:space="preserve"> </w:t>
-      </w:r>
-      <w:r>
-        <w:rPr>
-          <w:rStyle w:val="VerbatimChar"/>
-        </w:rPr>
-        <w:t xml:space="preserve">cq-b</w:t>
-      </w:r>
-      <w:r>
-        <w:t xml:space="preserve">;</w:t>
-      </w:r>
-      <w:r>
-        <w:t xml:space="preserve"> </w:t>
-      </w:r>
-      <w:r>
-        <w:rPr>
-          <w:rStyle w:val="VerbatimChar"/>
-        </w:rPr>
-        <w:t xml:space="preserve">team-a</w:t>
-      </w:r>
-      <w:r>
-        <w:t xml:space="preserve">'s workload is</w:t>
-      </w:r>
-      <w:r>
-        <w:t xml:space="preserve"> </w:t>
-      </w:r>
-      <w:r>
-        <w:rPr>
-          <w:b/>
-          <w:bCs/>
-        </w:rPr>
-        <w:t xml:space="preserve">not</w:t>
-      </w:r>
-      <w:r>
-        <w:t xml:space="preserve"> </w:t>
-      </w:r>
-      <w:r>
-        <w:t xml:space="preserve">admitted and has</w:t>
-      </w:r>
-      <w:r>
-        <w:t xml:space="preserve"> </w:t>
-      </w:r>
-      <w:r>
-        <w:rPr>
-          <w:b/>
-          <w:bCs/>
-        </w:rPr>
-        <w:t xml:space="preserve">no Pods</w:t>
-      </w:r>
-      <w:r>
-        <w:t xml:space="preserve"> </w:t>
-      </w:r>
-      <w:r>
-        <w:t xml:space="preserve">(Kueue keeps the Job suspended). The reason reads:</w:t>
-      </w:r>
-      <w:r>
-        <w:t xml:space="preserve"> </w:t>
-      </w:r>
-      <w:r>
-        <w:rPr>
-          <w:rStyle w:val="VerbatimChar"/>
-          <w:b/>
-          <w:bCs/>
-        </w:rPr>
-        <w:t xml:space="preserve">insufficient unused quota for cpu in flavor default-flavor, 1 more needed</w:t>
-      </w:r>
-      <w:r>
-        <w:t xml:space="preserve"> </w:t>
-      </w:r>
-      <w:r>
-        <w:t xml:space="preserve">—</w:t>
-      </w:r>
-      <w:r>
-        <w:t xml:space="preserve"> </w:t>
-      </w:r>
-      <w:r>
-        <w:rPr>
-          <w:rStyle w:val="VerbatimChar"/>
-        </w:rPr>
-        <w:t xml:space="preserve">team-a</w:t>
-      </w:r>
-      <w:r>
-        <w:t xml:space="preserve"> </w:t>
-      </w:r>
-      <w:r>
-        <w:t xml:space="preserve">has its own 1 CPU but needs 1 more, and the cohort has none to lend because</w:t>
-      </w:r>
-      <w:r>
-        <w:t xml:space="preserve"> </w:t>
-      </w:r>
-      <w:r>
-        <w:rPr>
-          <w:rStyle w:val="VerbatimChar"/>
-        </w:rPr>
-        <w:t xml:space="preserve">team-b</w:t>
-      </w:r>
-      <w:r>
-        <w:t xml:space="preserve"> </w:t>
-      </w:r>
-      <w:r>
-        <w:t xml:space="preserve">is using</w:t>
-      </w:r>
-      <w:r>
-        <w:t xml:space="preserve"> </w:t>
-      </w:r>
-      <w:r>
-        <w:rPr>
-          <w:rStyle w:val="VerbatimChar"/>
-        </w:rPr>
-        <w:t xml:space="preserve">cq-b</w:t>
-      </w:r>
-      <w:r>
-        <w:t xml:space="preserve">.</w:t>
-      </w:r>
-    </w:p>
-    <w:p>
-      <w:pPr>
-        <w:pStyle w:val="BodyText"/>
-      </w:pPr>
-      <w:r>
-        <w:drawing>
-          <wp:inline>
-            <wp:extent cx="5943600" cy="4116751"/>
-            <wp:effectExtent b="0" l="0" r="0" t="0"/>
-            <wp:docPr descr="team-b admitted; team-a blocked with 'insufficient unused quota, 1 more needed', no pods" title="" id="20" name="Picture"/>
-            <a:graphic>
-              <a:graphicData uri="http://schemas.openxmlformats.org/drawingml/2006/picture">
-                <pic:pic>
-                  <pic:nvPicPr>
-                    <pic:cNvPr descr="artifacts/lab-17/screenshots/01-blocked.png" id="21" name="Picture"/>
-                    <pic:cNvPicPr>
-                      <a:picLocks noChangeArrowheads="1" noChangeAspect="1"/>
-                    </pic:cNvPicPr>
-                  </pic:nvPicPr>
-                  <pic:blipFill>
-                    <a:blip r:embed="rId19"/>
+                    <a:blip r:embed="rId16"/>
                     <a:stretch>
                       <a:fillRect/>
                     </a:stretch>
@@ -2825,8 +2853,8 @@
         </w:pict>
       </w:r>
     </w:p>
-    <w:bookmarkEnd w:id="22"/>
-    <w:bookmarkStart w:id="26" w:name="X226217848eee02b8c41df84ffba5753aeb87bd9"/>
+    <w:bookmarkEnd w:id="19"/>
+    <w:bookmarkStart w:id="23" w:name="X226217848eee02b8c41df84ffba5753aeb87bd9"/>
     <w:p>
       <w:pPr>
         <w:pStyle w:val="Heading2"/>
@@ -3115,18 +3143,18 @@
           <wp:inline>
             <wp:extent cx="5943600" cy="4116751"/>
             <wp:effectExtent b="0" l="0" r="0" t="0"/>
-            <wp:docPr descr="After freeing team-b: cq-a USED 2 / BORROWED 1, team-a admitted, 2 pods Running" title="" id="24" name="Picture"/>
+            <wp:docPr descr="After freeing team-b: cq-a USED 2 / BORROWED 1, team-a admitted, 2 pods Running" title="" id="21" name="Picture"/>
             <a:graphic>
               <a:graphicData uri="http://schemas.openxmlformats.org/drawingml/2006/picture">
                 <pic:pic>
                   <pic:nvPicPr>
-                    <pic:cNvPr descr="artifacts/lab-17/screenshots/02-borrowed.png" id="25" name="Picture"/>
+                    <pic:cNvPr descr="../artifacts/lab-17/screenshots/02-borrowed.png" id="22" name="Picture"/>
                     <pic:cNvPicPr>
                       <a:picLocks noChangeArrowheads="1" noChangeAspect="1"/>
                     </pic:cNvPicPr>
                   </pic:nvPicPr>
                   <pic:blipFill>
-                    <a:blip r:embed="rId23"/>
+                    <a:blip r:embed="rId20"/>
                     <a:stretch>
                       <a:fillRect/>
                     </a:stretch>
@@ -3191,8 +3219,8 @@
         </w:pict>
       </w:r>
     </w:p>
-    <w:bookmarkEnd w:id="26"/>
-    <w:bookmarkStart w:id="27" w:name="step-5--clean-up"/>
+    <w:bookmarkEnd w:id="23"/>
+    <w:bookmarkStart w:id="24" w:name="step-5--clean-up"/>
     <w:p>
       <w:pPr>
         <w:pStyle w:val="Heading2"/>
@@ -3291,8 +3319,8 @@
         </w:pict>
       </w:r>
     </w:p>
-    <w:bookmarkEnd w:id="27"/>
-    <w:bookmarkStart w:id="28" w:name="what-you-learned"/>
+    <w:bookmarkEnd w:id="24"/>
+    <w:bookmarkStart w:id="25" w:name="what-you-learned"/>
     <w:p>
       <w:pPr>
         <w:pStyle w:val="Heading2"/>
@@ -3551,8 +3579,8 @@
         </w:tc>
       </w:tr>
     </w:tbl>
-    <w:bookmarkEnd w:id="28"/>
-    <w:bookmarkStart w:id="32" w:name="evidence"/>
+    <w:bookmarkEnd w:id="25"/>
+    <w:bookmarkStart w:id="29" w:name="evidence"/>
     <w:p>
       <w:pPr>
         <w:pStyle w:val="Heading2"/>
@@ -3571,7 +3599,7 @@
       <w:r>
         <w:t xml:space="preserve"> </w:t>
       </w:r>
-      <w:hyperlink r:id="rId29">
+      <w:hyperlink r:id="rId26">
         <w:r>
           <w:rPr>
             <w:rStyle w:val="VerbatimChar"/>
@@ -3588,7 +3616,7 @@
       <w:r>
         <w:t xml:space="preserve"> </w:t>
       </w:r>
-      <w:hyperlink r:id="rId30">
+      <w:hyperlink r:id="rId27">
         <w:r>
           <w:rPr>
             <w:rStyle w:val="VerbatimChar"/>
@@ -3628,7 +3656,7 @@
       <w:r>
         <w:t xml:space="preserve"> </w:t>
       </w:r>
-      <w:hyperlink r:id="rId31">
+      <w:hyperlink r:id="rId28">
         <w:r>
           <w:rPr>
             <w:rStyle w:val="Hyperlink"/>
@@ -3637,7 +3665,7 @@
         </w:r>
       </w:hyperlink>
     </w:p>
-    <w:bookmarkEnd w:id="32"/>
+    <w:bookmarkEnd w:id="29"/>
     <w:sectPr>
       <w:pgSz w:h="15840" w:w="12240"/>
       <w:pgMar w:bottom="1440" w:footer="720" w:gutter="0" w:header="720" w:left="1440" w:right="1440" w:top="1440"/>
